--- a/cu_pvd_hybrid_2d/Solver.docx
+++ b/cu_pvd_hybrid_2d/Solver.docx
@@ -4,155 +4,2097 @@
   <w:body>
     <w:p>
       <w:pPr>
-        <w:pStyle w:val="NormalWeb"/>
-      </w:pPr>
-      <w:r>
-        <w:t xml:space="preserve">This figure summarizes how the Cartesian X–Z version of the </w:t>
-      </w:r>
-      <w:proofErr w:type="spellStart"/>
-      <w:r>
-        <w:t>Zapdos</w:t>
-      </w:r>
-      <w:proofErr w:type="spellEnd"/>
-      <w:r>
-        <w:t xml:space="preserve"> solver advances the plasma solution by one time step.</w:t>
-      </w:r>
-    </w:p>
-    <w:p>
-      <w:pPr>
-        <w:pStyle w:val="NormalWeb"/>
-      </w:pPr>
-      <w:r>
-        <w:t>The main idea is that we first define the physical model and computational domain, and then, at every time step, solve one fully coupled nonlinear system. Once that system converges, we accept the solution and use it to initialize the next step.</w:t>
-      </w:r>
-    </w:p>
-    <w:p>
-      <w:pPr>
-        <w:pStyle w:val="NormalWeb"/>
-      </w:pPr>
-      <w:r>
-        <w:t>Starting at the top, the first three blocks describe quantities that are defined before time stepping begins.</w:t>
-      </w:r>
-    </w:p>
-    <w:p>
-      <w:pPr>
-        <w:pStyle w:val="NormalWeb"/>
-      </w:pPr>
-      <w:r>
-        <w:t>First, we create the geometry and finite-element mesh. In this example, the computational domain is a 25-by-30-centimeter chamber containing roughly 48,000 quadrilateral elements. We use first-order, or Q1, nodal basis functions, with additional mesh refinement near the target and the wafer, where stronger gradients are expected.</w:t>
-      </w:r>
-    </w:p>
-    <w:p>
-      <w:pPr>
-        <w:pStyle w:val="NormalWeb"/>
-      </w:pPr>
-      <w:r>
-        <w:t>Next, we define the initial plasma state. The solution vector contains the electron density, copper-ion density, electron energy, and electric potential. The density and energy variables are represented logarithmically, which helps maintain positive physical values during the nonlinear solve. We also prescribe the neutral-gas distribution, the magnetic-field components, and the normalized secondary-electron-emission, or SEE, profile.</w:t>
-      </w:r>
-    </w:p>
-    <w:p>
-      <w:pPr>
-        <w:pStyle w:val="NormalWeb"/>
-      </w:pPr>
-      <w:r>
-        <w:t>The third setup block contains the boundary conditions and operating controls. These include the powered target, grounded wafer, side-wall loss conditions, voltage waveform, SEE cap, and the filtering used in the feedback calculation.</w:t>
-      </w:r>
-    </w:p>
-    <w:p>
-      <w:pPr>
-        <w:pStyle w:val="NormalWeb"/>
-      </w:pPr>
-      <w:r>
-        <w:t>After this setup, we begin time stepping. For each new time level, the solver goes through the six stages shown along the bottom.</w:t>
-      </w:r>
-    </w:p>
-    <w:p>
-      <w:pPr>
-        <w:pStyle w:val="NormalWeb"/>
-      </w:pPr>
-      <w:r>
-        <w:t>In step one, we start from the previously accepted state, choose a time-step size, and use the old solution as the initial guess for the new one.</w:t>
-      </w:r>
-    </w:p>
-    <w:p>
-      <w:pPr>
-        <w:pStyle w:val="NormalWeb"/>
-      </w:pPr>
-      <w:r>
-        <w:t>In step two, the code evaluates the local plasma physics at the current trial solution. The finite-element fields are interpolated within each element, the electric field is calculated from the gradient of the potential, and the local transport and reaction coefficients—such as mobility, diffusion, and reaction rates—are evaluated.</w:t>
-      </w:r>
-    </w:p>
-    <w:p>
-      <w:pPr>
-        <w:pStyle w:val="NormalWeb"/>
-      </w:pPr>
-      <w:r>
-        <w:t>Step three accounts for the magnetic field. Electron transport is separated into components parallel and perpendicular to the magnetic field. The perpendicular transport is reduced according to the electron magnetization. In the present model, the copper ions are treated as unmagnetized.</w:t>
-      </w:r>
-    </w:p>
-    <w:p>
-      <w:pPr>
-        <w:pStyle w:val="NormalWeb"/>
-      </w:pPr>
-      <w:r>
-        <w:t xml:space="preserve">In step four, </w:t>
-      </w:r>
-      <w:proofErr w:type="gramStart"/>
-      <w:r>
-        <w:t>all of</w:t>
-      </w:r>
-      <w:proofErr w:type="gramEnd"/>
-      <w:r>
-        <w:t xml:space="preserve"> these contributions are assembled into a single coupled residual. The </w:t>
-      </w:r>
-      <w:proofErr w:type="spellStart"/>
-      <w:r>
-        <w:t>Galerkin</w:t>
-      </w:r>
-      <w:proofErr w:type="spellEnd"/>
-      <w:r>
-        <w:t xml:space="preserve"> finite-element formulation handles the spatial terms, while implicit Euler handles the transient term. Importantly, the plasma equations and their boundary conditions are assembled and solved together rather than sequentially.</w:t>
-      </w:r>
-    </w:p>
-    <w:p>
-      <w:pPr>
-        <w:pStyle w:val="NormalWeb"/>
-      </w:pPr>
-      <w:r>
+        <w:spacing w:before="100" w:beforeAutospacing="1" w:after="100" w:afterAutospacing="1" w:line="240" w:lineRule="auto"/>
+        <w:outlineLvl w:val="1"/>
+        <w:rPr>
+          <w:rFonts w:ascii="Times New Roman" w:eastAsia="Times New Roman" w:hAnsi="Times New Roman" w:cs="Times New Roman"/>
+          <w:b/>
+          <w:bCs/>
+          <w:kern w:val="0"/>
+          <w:sz w:val="36"/>
+          <w:szCs w:val="36"/>
+          <w14:ligatures w14:val="none"/>
+        </w:rPr>
+      </w:pPr>
+      <w:r>
+        <w:rPr>
+          <w:rFonts w:ascii="Times New Roman" w:eastAsia="Times New Roman" w:hAnsi="Times New Roman" w:cs="Times New Roman"/>
+          <w:b/>
+          <w:bCs/>
+          <w:kern w:val="0"/>
+          <w:sz w:val="36"/>
+          <w:szCs w:val="36"/>
+          <w14:ligatures w14:val="none"/>
+        </w:rPr>
+        <w:t>Step 1: Production of secondary electrons</w:t>
+      </w:r>
+    </w:p>
+    <w:p>
+      <w:pPr>
+        <w:spacing w:before="100" w:beforeAutospacing="1" w:after="100" w:afterAutospacing="1" w:line="240" w:lineRule="auto"/>
+        <w:rPr>
+          <w:rFonts w:ascii="Times New Roman" w:eastAsia="Times New Roman" w:hAnsi="Times New Roman" w:cs="Times New Roman"/>
+          <w:kern w:val="0"/>
+          <w14:ligatures w14:val="none"/>
+        </w:rPr>
+      </w:pPr>
+      <w:r>
+        <w:rPr>
+          <w:rFonts w:ascii="Times New Roman" w:eastAsia="Times New Roman" w:hAnsi="Times New Roman" w:cs="Times New Roman"/>
+          <w:kern w:val="0"/>
+          <w14:ligatures w14:val="none"/>
+        </w:rPr>
+        <w:t>The plasma contains positive copper ions, Cu</w:t>
+      </w:r>
+      <w:proofErr w:type="gramStart"/>
+      <w:r>
+        <w:rPr>
+          <w:rFonts w:ascii="Times New Roman" w:eastAsia="Times New Roman" w:hAnsi="Times New Roman" w:cs="Times New Roman"/>
+          <w:kern w:val="0"/>
+          <w14:ligatures w14:val="none"/>
+        </w:rPr>
+        <w:t>\(</w:t>
+      </w:r>
+      <w:proofErr w:type="gramEnd"/>
+      <w:r>
+        <w:rPr>
+          <w:rFonts w:ascii="Times New Roman" w:eastAsia="Times New Roman" w:hAnsi="Times New Roman" w:cs="Times New Roman"/>
+          <w:kern w:val="0"/>
+          <w14:ligatures w14:val="none"/>
+        </w:rPr>
+        <w:t>^+\). Some of these ions travel to the negatively biased copper target.</w:t>
+      </w:r>
+    </w:p>
+    <w:p>
+      <w:pPr>
+        <w:spacing w:before="100" w:beforeAutospacing="1" w:after="100" w:afterAutospacing="1" w:line="240" w:lineRule="auto"/>
+        <w:rPr>
+          <w:rFonts w:ascii="Times New Roman" w:eastAsia="Times New Roman" w:hAnsi="Times New Roman" w:cs="Times New Roman"/>
+          <w:kern w:val="0"/>
+          <w14:ligatures w14:val="none"/>
+        </w:rPr>
+      </w:pPr>
+      <w:r>
+        <w:rPr>
+          <w:rFonts w:ascii="Times New Roman" w:eastAsia="Times New Roman" w:hAnsi="Times New Roman" w:cs="Times New Roman"/>
+          <w:kern w:val="0"/>
+          <w14:ligatures w14:val="none"/>
+        </w:rPr>
+        <w:t>When a Cu</w:t>
+      </w:r>
+      <w:proofErr w:type="gramStart"/>
+      <w:r>
+        <w:rPr>
+          <w:rFonts w:ascii="Times New Roman" w:eastAsia="Times New Roman" w:hAnsi="Times New Roman" w:cs="Times New Roman"/>
+          <w:kern w:val="0"/>
+          <w14:ligatures w14:val="none"/>
+        </w:rPr>
+        <w:t>\(</w:t>
+      </w:r>
+      <w:proofErr w:type="gramEnd"/>
+      <w:r>
+        <w:rPr>
+          <w:rFonts w:ascii="Times New Roman" w:eastAsia="Times New Roman" w:hAnsi="Times New Roman" w:cs="Times New Roman"/>
+          <w:kern w:val="0"/>
+          <w14:ligatures w14:val="none"/>
+        </w:rPr>
+        <w:t xml:space="preserve">^+\) ion hits the target, it can release an electron from the target surface. This is called </w:t>
+      </w:r>
+      <w:r>
+        <w:rPr>
+          <w:rFonts w:ascii="Times New Roman" w:eastAsia="Times New Roman" w:hAnsi="Times New Roman" w:cs="Times New Roman"/>
+          <w:b/>
+          <w:bCs/>
+          <w:kern w:val="0"/>
+          <w14:ligatures w14:val="none"/>
+        </w:rPr>
+        <w:t xml:space="preserve">secondary electron </w:t>
+      </w:r>
+      <w:proofErr w:type="gramStart"/>
+      <w:r>
+        <w:rPr>
+          <w:rFonts w:ascii="Times New Roman" w:eastAsia="Times New Roman" w:hAnsi="Times New Roman" w:cs="Times New Roman"/>
+          <w:b/>
+          <w:bCs/>
+          <w:kern w:val="0"/>
+          <w14:ligatures w14:val="none"/>
+        </w:rPr>
+        <w:t>emission</w:t>
+      </w:r>
+      <w:r>
+        <w:rPr>
+          <w:rFonts w:ascii="Times New Roman" w:eastAsia="Times New Roman" w:hAnsi="Times New Roman" w:cs="Times New Roman"/>
+          <w:kern w:val="0"/>
+          <w14:ligatures w14:val="none"/>
+        </w:rPr>
+        <w:t>, or</w:t>
+      </w:r>
+      <w:proofErr w:type="gramEnd"/>
+      <w:r>
+        <w:rPr>
+          <w:rFonts w:ascii="Times New Roman" w:eastAsia="Times New Roman" w:hAnsi="Times New Roman" w:cs="Times New Roman"/>
+          <w:kern w:val="0"/>
+          <w14:ligatures w14:val="none"/>
+        </w:rPr>
+        <w:t xml:space="preserve"> SEE.</w:t>
+      </w:r>
+    </w:p>
+    <w:p>
+      <w:pPr>
+        <w:spacing w:before="100" w:beforeAutospacing="1" w:after="100" w:afterAutospacing="1" w:line="240" w:lineRule="auto"/>
+        <w:rPr>
+          <w:rFonts w:ascii="Times New Roman" w:eastAsia="Times New Roman" w:hAnsi="Times New Roman" w:cs="Times New Roman"/>
+          <w:kern w:val="0"/>
+          <w14:ligatures w14:val="none"/>
+        </w:rPr>
+      </w:pPr>
+      <w:r>
+        <w:rPr>
+          <w:rFonts w:ascii="Times New Roman" w:eastAsia="Times New Roman" w:hAnsi="Times New Roman" w:cs="Times New Roman"/>
+          <w:kern w:val="0"/>
+          <w14:ligatures w14:val="none"/>
+        </w:rPr>
+        <w:t xml:space="preserve">The model </w:t>
+      </w:r>
+      <w:r>
+        <w:rPr>
+          <w:rFonts w:ascii="Times New Roman" w:eastAsia="Times New Roman" w:hAnsi="Times New Roman" w:cs="Times New Roman"/>
+          <w:kern w:val="0"/>
+          <w14:ligatures w14:val="none"/>
+        </w:rPr>
+        <w:t>use SEE emission coefficients to describe this process: S_see = \</w:t>
+      </w:r>
+      <w:proofErr w:type="spellStart"/>
+      <w:r>
+        <w:rPr>
+          <w:rFonts w:ascii="Times New Roman" w:eastAsia="Times New Roman" w:hAnsi="Times New Roman" w:cs="Times New Roman"/>
+          <w:kern w:val="0"/>
+          <w14:ligatures w14:val="none"/>
+        </w:rPr>
+        <w:t>gamma_SEE</w:t>
+      </w:r>
+      <w:proofErr w:type="spellEnd"/>
+      <w:r>
+        <w:rPr>
+          <w:rFonts w:ascii="Times New Roman" w:eastAsia="Times New Roman" w:hAnsi="Times New Roman" w:cs="Times New Roman"/>
+          <w:kern w:val="0"/>
+          <w14:ligatures w14:val="none"/>
+        </w:rPr>
+        <w:t xml:space="preserve"> \</w:t>
+      </w:r>
+      <w:proofErr w:type="spellStart"/>
+      <w:r>
+        <w:rPr>
+          <w:rFonts w:ascii="Times New Roman" w:eastAsia="Times New Roman" w:hAnsi="Times New Roman" w:cs="Times New Roman"/>
+          <w:kern w:val="0"/>
+          <w14:ligatures w14:val="none"/>
+        </w:rPr>
+        <w:t>Gamma_</w:t>
+      </w:r>
+      <w:proofErr w:type="gramStart"/>
+      <w:r>
+        <w:rPr>
+          <w:rFonts w:ascii="Times New Roman" w:eastAsia="Times New Roman" w:hAnsi="Times New Roman" w:cs="Times New Roman"/>
+          <w:kern w:val="0"/>
+          <w14:ligatures w14:val="none"/>
+        </w:rPr>
+        <w:t>i,B</w:t>
+      </w:r>
+      <w:proofErr w:type="spellEnd"/>
+      <w:proofErr w:type="gramEnd"/>
+      <w:r>
+        <w:rPr>
+          <w:rFonts w:ascii="Times New Roman" w:eastAsia="Times New Roman" w:hAnsi="Times New Roman" w:cs="Times New Roman"/>
+          <w:kern w:val="0"/>
+          <w14:ligatures w14:val="none"/>
+        </w:rPr>
+        <w:t xml:space="preserve">, </w:t>
+      </w:r>
+    </w:p>
+    <w:p>
+      <w:pPr>
+        <w:spacing w:before="100" w:beforeAutospacing="1" w:after="100" w:afterAutospacing="1" w:line="240" w:lineRule="auto"/>
+        <w:rPr>
+          <w:rFonts w:ascii="Times New Roman" w:eastAsia="Times New Roman" w:hAnsi="Times New Roman" w:cs="Times New Roman"/>
+          <w:kern w:val="0"/>
+          <w14:ligatures w14:val="none"/>
+        </w:rPr>
+      </w:pPr>
+      <w:r>
+        <w:rPr>
+          <w:rFonts w:ascii="Times New Roman" w:eastAsia="Times New Roman" w:hAnsi="Times New Roman" w:cs="Times New Roman"/>
+          <w:kern w:val="0"/>
+          <w14:ligatures w14:val="none"/>
+        </w:rPr>
+        <w:t xml:space="preserve">meaning </w:t>
+      </w:r>
+      <w:r>
+        <w:rPr>
+          <w:rFonts w:ascii="Times New Roman" w:eastAsia="Times New Roman" w:hAnsi="Times New Roman" w:cs="Times New Roman"/>
+          <w:kern w:val="0"/>
+          <w14:ligatures w14:val="none"/>
+        </w:rPr>
+        <w:t>how many</w:t>
+      </w:r>
+      <w:r>
+        <w:rPr>
+          <w:rFonts w:ascii="Times New Roman" w:eastAsia="Times New Roman" w:hAnsi="Times New Roman" w:cs="Times New Roman"/>
+          <w:kern w:val="0"/>
+          <w14:ligatures w14:val="none"/>
+        </w:rPr>
+        <w:t xml:space="preserve"> secondary </w:t>
+      </w:r>
+      <w:proofErr w:type="gramStart"/>
+      <w:r>
+        <w:rPr>
+          <w:rFonts w:ascii="Times New Roman" w:eastAsia="Times New Roman" w:hAnsi="Times New Roman" w:cs="Times New Roman"/>
+          <w:kern w:val="0"/>
+          <w14:ligatures w14:val="none"/>
+        </w:rPr>
+        <w:t>electron</w:t>
+      </w:r>
+      <w:proofErr w:type="gramEnd"/>
+      <w:r>
+        <w:rPr>
+          <w:rFonts w:ascii="Times New Roman" w:eastAsia="Times New Roman" w:hAnsi="Times New Roman" w:cs="Times New Roman"/>
+          <w:kern w:val="0"/>
+          <w14:ligatures w14:val="none"/>
+        </w:rPr>
+        <w:t xml:space="preserve"> </w:t>
+      </w:r>
+      <w:r>
+        <w:rPr>
+          <w:rFonts w:ascii="Times New Roman" w:eastAsia="Times New Roman" w:hAnsi="Times New Roman" w:cs="Times New Roman"/>
+          <w:kern w:val="0"/>
+          <w14:ligatures w14:val="none"/>
+        </w:rPr>
+        <w:t>can be</w:t>
+      </w:r>
+      <w:r>
+        <w:rPr>
+          <w:rFonts w:ascii="Times New Roman" w:eastAsia="Times New Roman" w:hAnsi="Times New Roman" w:cs="Times New Roman"/>
+          <w:kern w:val="0"/>
+          <w14:ligatures w14:val="none"/>
+        </w:rPr>
+        <w:t xml:space="preserve"> released for Cu</w:t>
+      </w:r>
+      <w:proofErr w:type="gramStart"/>
+      <w:r>
+        <w:rPr>
+          <w:rFonts w:ascii="Times New Roman" w:eastAsia="Times New Roman" w:hAnsi="Times New Roman" w:cs="Times New Roman"/>
+          <w:kern w:val="0"/>
+          <w14:ligatures w14:val="none"/>
+        </w:rPr>
+        <w:t>\(</w:t>
+      </w:r>
+      <w:proofErr w:type="gramEnd"/>
+      <w:r>
+        <w:rPr>
+          <w:rFonts w:ascii="Times New Roman" w:eastAsia="Times New Roman" w:hAnsi="Times New Roman" w:cs="Times New Roman"/>
+          <w:kern w:val="0"/>
+          <w14:ligatures w14:val="none"/>
+        </w:rPr>
+        <w:t>^+\) impacts.</w:t>
+      </w:r>
+    </w:p>
+    <w:p>
+      <w:r>
+        <w:t>The emitted electron is accelerated by the voltage difference near the target, so it can carry much more energy than an ordinary bulk electron.</w:t>
+      </w:r>
+    </w:p>
+    <w:p/>
+    <w:p>
+      <w:pPr>
+        <w:spacing w:before="100" w:beforeAutospacing="1" w:after="100" w:afterAutospacing="1" w:line="240" w:lineRule="auto"/>
+        <w:outlineLvl w:val="1"/>
+        <w:rPr>
+          <w:rFonts w:ascii="Times New Roman" w:eastAsia="Times New Roman" w:hAnsi="Times New Roman" w:cs="Times New Roman"/>
+          <w:b/>
+          <w:bCs/>
+          <w:kern w:val="0"/>
+          <w:sz w:val="36"/>
+          <w:szCs w:val="36"/>
+          <w14:ligatures w14:val="none"/>
+        </w:rPr>
+      </w:pPr>
+      <w:r>
+        <w:rPr>
+          <w:rFonts w:ascii="Times New Roman" w:eastAsia="Times New Roman" w:hAnsi="Times New Roman" w:cs="Times New Roman"/>
+          <w:b/>
+          <w:bCs/>
+          <w:kern w:val="0"/>
+          <w:sz w:val="36"/>
+          <w:szCs w:val="36"/>
+          <w14:ligatures w14:val="none"/>
+        </w:rPr>
+        <w:t>Step 2: Fast-electron energy deposition</w:t>
+      </w:r>
+    </w:p>
+    <w:p>
+      <w:pPr>
+        <w:spacing w:before="100" w:beforeAutospacing="1" w:after="100" w:afterAutospacing="1" w:line="240" w:lineRule="auto"/>
+        <w:rPr>
+          <w:rFonts w:ascii="Times New Roman" w:eastAsia="Times New Roman" w:hAnsi="Times New Roman" w:cs="Times New Roman"/>
+          <w:kern w:val="0"/>
+          <w14:ligatures w14:val="none"/>
+        </w:rPr>
+      </w:pPr>
+      <w:r>
+        <w:rPr>
+          <w:rFonts w:ascii="Times New Roman" w:eastAsia="Times New Roman" w:hAnsi="Times New Roman" w:cs="Times New Roman"/>
+          <w:kern w:val="0"/>
+          <w14:ligatures w14:val="none"/>
+        </w:rPr>
+        <w:t>Ideally, we would follow every fast secondary electron and every collision it makes. Our fluid model does not do that.</w:t>
+      </w:r>
+    </w:p>
+    <w:p>
+      <w:pPr>
+        <w:spacing w:before="100" w:beforeAutospacing="1" w:after="100" w:afterAutospacing="1" w:line="240" w:lineRule="auto"/>
+        <w:rPr>
+          <w:rFonts w:ascii="Times New Roman" w:eastAsia="Times New Roman" w:hAnsi="Times New Roman" w:cs="Times New Roman"/>
+          <w:kern w:val="0"/>
+          <w14:ligatures w14:val="none"/>
+        </w:rPr>
+      </w:pPr>
+      <w:r>
+        <w:rPr>
+          <w:rFonts w:ascii="Times New Roman" w:eastAsia="Times New Roman" w:hAnsi="Times New Roman" w:cs="Times New Roman"/>
+          <w:kern w:val="0"/>
+          <w14:ligatures w14:val="none"/>
+        </w:rPr>
+        <w:t>Instead, we calculate a spatial map \(W_{\</w:t>
+      </w:r>
+      <w:proofErr w:type="spellStart"/>
+      <w:proofErr w:type="gramStart"/>
+      <w:r>
+        <w:rPr>
+          <w:rFonts w:ascii="Times New Roman" w:eastAsia="Times New Roman" w:hAnsi="Times New Roman" w:cs="Times New Roman"/>
+          <w:kern w:val="0"/>
+          <w14:ligatures w14:val="none"/>
+        </w:rPr>
+        <w:t>mathrm</w:t>
+      </w:r>
+      <w:proofErr w:type="spellEnd"/>
+      <w:r>
+        <w:rPr>
+          <w:rFonts w:ascii="Times New Roman" w:eastAsia="Times New Roman" w:hAnsi="Times New Roman" w:cs="Times New Roman"/>
+          <w:kern w:val="0"/>
+          <w14:ligatures w14:val="none"/>
+        </w:rPr>
+        <w:t>{</w:t>
+      </w:r>
+      <w:proofErr w:type="gramEnd"/>
+      <w:r>
+        <w:rPr>
+          <w:rFonts w:ascii="Times New Roman" w:eastAsia="Times New Roman" w:hAnsi="Times New Roman" w:cs="Times New Roman"/>
+          <w:kern w:val="0"/>
+          <w14:ligatures w14:val="none"/>
+        </w:rPr>
+        <w:t>SEE</w:t>
+      </w:r>
+      <w:proofErr w:type="gramStart"/>
+      <w:r>
+        <w:rPr>
+          <w:rFonts w:ascii="Times New Roman" w:eastAsia="Times New Roman" w:hAnsi="Times New Roman" w:cs="Times New Roman"/>
+          <w:kern w:val="0"/>
+          <w14:ligatures w14:val="none"/>
+        </w:rPr>
+        <w:t>}}(</w:t>
+      </w:r>
+      <w:proofErr w:type="spellStart"/>
+      <w:r>
+        <w:rPr>
+          <w:rFonts w:ascii="Times New Roman" w:eastAsia="Times New Roman" w:hAnsi="Times New Roman" w:cs="Times New Roman"/>
+          <w:kern w:val="0"/>
+          <w14:ligatures w14:val="none"/>
+        </w:rPr>
+        <w:t>x,z</w:t>
+      </w:r>
+      <w:proofErr w:type="spellEnd"/>
+      <w:proofErr w:type="gramEnd"/>
+      <w:r>
+        <w:rPr>
+          <w:rFonts w:ascii="Times New Roman" w:eastAsia="Times New Roman" w:hAnsi="Times New Roman" w:cs="Times New Roman"/>
+          <w:kern w:val="0"/>
+          <w14:ligatures w14:val="none"/>
+        </w:rPr>
+        <w:t>)\) beforehand. The map answers:</w:t>
+      </w:r>
+    </w:p>
+    <w:p>
+      <w:pPr>
+        <w:spacing w:before="100" w:beforeAutospacing="1" w:after="100" w:afterAutospacing="1" w:line="240" w:lineRule="auto"/>
+        <w:rPr>
+          <w:rFonts w:ascii="Times New Roman" w:eastAsia="Times New Roman" w:hAnsi="Times New Roman" w:cs="Times New Roman"/>
+          <w:kern w:val="0"/>
+          <w14:ligatures w14:val="none"/>
+        </w:rPr>
+      </w:pPr>
+      <w:r>
+        <w:rPr>
+          <w:rFonts w:ascii="Times New Roman" w:eastAsia="Times New Roman" w:hAnsi="Times New Roman" w:cs="Times New Roman"/>
+          <w:kern w:val="0"/>
+          <w14:ligatures w14:val="none"/>
+        </w:rPr>
+        <w:t>If a secondary electron is released from the target, where in the chamber is it likely to deposit its energy and produce ionization?</w:t>
+      </w:r>
+    </w:p>
+    <w:p>
+      <w:pPr>
+        <w:spacing w:before="100" w:beforeAutospacing="1" w:after="100" w:afterAutospacing="1" w:line="240" w:lineRule="auto"/>
+        <w:rPr>
+          <w:rFonts w:ascii="Times New Roman" w:eastAsia="Times New Roman" w:hAnsi="Times New Roman" w:cs="Times New Roman"/>
+          <w:kern w:val="0"/>
+          <w14:ligatures w14:val="none"/>
+        </w:rPr>
+      </w:pPr>
+      <w:r>
+        <w:rPr>
+          <w:rFonts w:ascii="Times New Roman" w:eastAsia="Times New Roman" w:hAnsi="Times New Roman" w:cs="Times New Roman"/>
+          <w:kern w:val="0"/>
+          <w14:ligatures w14:val="none"/>
+        </w:rPr>
+        <w:t>The strength of this process is controlled by the calculated target ion flux:</w:t>
+      </w:r>
+    </w:p>
+    <w:p>
+      <w:pPr>
+        <w:rPr>
+          <w:rFonts w:ascii="Times New Roman" w:eastAsia="Times New Roman" w:hAnsi="Times New Roman" w:cs="Times New Roman"/>
+          <w:kern w:val="0"/>
+          <w14:ligatures w14:val="none"/>
+        </w:rPr>
+      </w:pPr>
+      <w:proofErr w:type="gramStart"/>
+      <w:r>
+        <w:rPr>
+          <w:rFonts w:ascii="Times New Roman" w:eastAsia="Times New Roman" w:hAnsi="Times New Roman" w:cs="Times New Roman"/>
+          <w:kern w:val="0"/>
+          <w14:ligatures w14:val="none"/>
+        </w:rPr>
+        <w:t>\[</w:t>
+      </w:r>
+      <w:proofErr w:type="gramEnd"/>
+      <w:r>
+        <w:rPr>
+          <w:rFonts w:ascii="Times New Roman" w:eastAsia="Times New Roman" w:hAnsi="Times New Roman" w:cs="Times New Roman"/>
+          <w:kern w:val="0"/>
+          <w14:ligatures w14:val="none"/>
+        </w:rPr>
+        <w:t xml:space="preserve"> \</w:t>
+      </w:r>
+      <w:proofErr w:type="gramStart"/>
+      <w:r>
+        <w:rPr>
+          <w:rFonts w:ascii="Times New Roman" w:eastAsia="Times New Roman" w:hAnsi="Times New Roman" w:cs="Times New Roman"/>
+          <w:kern w:val="0"/>
+          <w14:ligatures w14:val="none"/>
+        </w:rPr>
+        <w:t>text{</w:t>
+      </w:r>
+      <w:proofErr w:type="gramEnd"/>
+      <w:r>
+        <w:rPr>
+          <w:rFonts w:ascii="Times New Roman" w:eastAsia="Times New Roman" w:hAnsi="Times New Roman" w:cs="Times New Roman"/>
+          <w:kern w:val="0"/>
+          <w14:ligatures w14:val="none"/>
+        </w:rPr>
+        <w:t xml:space="preserve">more </w:t>
+      </w:r>
+      <w:proofErr w:type="gramStart"/>
+      <w:r>
+        <w:rPr>
+          <w:rFonts w:ascii="Times New Roman" w:eastAsia="Times New Roman" w:hAnsi="Times New Roman" w:cs="Times New Roman"/>
+          <w:kern w:val="0"/>
+          <w14:ligatures w14:val="none"/>
+        </w:rPr>
+        <w:t>Cu}^</w:t>
+      </w:r>
+      <w:proofErr w:type="gramEnd"/>
+      <w:r>
+        <w:rPr>
+          <w:rFonts w:ascii="Times New Roman" w:eastAsia="Times New Roman" w:hAnsi="Times New Roman" w:cs="Times New Roman"/>
+          <w:kern w:val="0"/>
+          <w14:ligatures w14:val="none"/>
+        </w:rPr>
+        <w:t>+\</w:t>
+      </w:r>
+      <w:proofErr w:type="gramStart"/>
+      <w:r>
+        <w:rPr>
+          <w:rFonts w:ascii="Times New Roman" w:eastAsia="Times New Roman" w:hAnsi="Times New Roman" w:cs="Times New Roman"/>
+          <w:kern w:val="0"/>
+          <w14:ligatures w14:val="none"/>
+        </w:rPr>
+        <w:t>text{ hitting</w:t>
+      </w:r>
+      <w:proofErr w:type="gramEnd"/>
+      <w:r>
+        <w:rPr>
+          <w:rFonts w:ascii="Times New Roman" w:eastAsia="Times New Roman" w:hAnsi="Times New Roman" w:cs="Times New Roman"/>
+          <w:kern w:val="0"/>
+          <w14:ligatures w14:val="none"/>
+        </w:rPr>
+        <w:t xml:space="preserve"> the target} \</w:t>
+      </w:r>
+      <w:proofErr w:type="spellStart"/>
+      <w:r>
+        <w:rPr>
+          <w:rFonts w:ascii="Times New Roman" w:eastAsia="Times New Roman" w:hAnsi="Times New Roman" w:cs="Times New Roman"/>
+          <w:kern w:val="0"/>
+          <w14:ligatures w14:val="none"/>
+        </w:rPr>
+        <w:t>Rightarrow</w:t>
+      </w:r>
+      <w:proofErr w:type="spellEnd"/>
+      <w:r>
+        <w:rPr>
+          <w:rFonts w:ascii="Times New Roman" w:eastAsia="Times New Roman" w:hAnsi="Times New Roman" w:cs="Times New Roman"/>
+          <w:kern w:val="0"/>
+          <w14:ligatures w14:val="none"/>
+        </w:rPr>
+        <w:t xml:space="preserve"> \</w:t>
+      </w:r>
+      <w:proofErr w:type="gramStart"/>
+      <w:r>
+        <w:rPr>
+          <w:rFonts w:ascii="Times New Roman" w:eastAsia="Times New Roman" w:hAnsi="Times New Roman" w:cs="Times New Roman"/>
+          <w:kern w:val="0"/>
+          <w14:ligatures w14:val="none"/>
+        </w:rPr>
+        <w:t>text{</w:t>
+      </w:r>
+      <w:proofErr w:type="gramEnd"/>
+      <w:r>
+        <w:rPr>
+          <w:rFonts w:ascii="Times New Roman" w:eastAsia="Times New Roman" w:hAnsi="Times New Roman" w:cs="Times New Roman"/>
+          <w:kern w:val="0"/>
+          <w14:ligatures w14:val="none"/>
+        </w:rPr>
+        <w:t>more secondary electrons} \</w:t>
+      </w:r>
+      <w:proofErr w:type="spellStart"/>
+      <w:r>
+        <w:rPr>
+          <w:rFonts w:ascii="Times New Roman" w:eastAsia="Times New Roman" w:hAnsi="Times New Roman" w:cs="Times New Roman"/>
+          <w:kern w:val="0"/>
+          <w14:ligatures w14:val="none"/>
+        </w:rPr>
+        <w:t>Rightarrow</w:t>
+      </w:r>
+      <w:proofErr w:type="spellEnd"/>
+      <w:r>
+        <w:rPr>
+          <w:rFonts w:ascii="Times New Roman" w:eastAsia="Times New Roman" w:hAnsi="Times New Roman" w:cs="Times New Roman"/>
+          <w:kern w:val="0"/>
+          <w14:ligatures w14:val="none"/>
+        </w:rPr>
+        <w:t xml:space="preserve"> \</w:t>
+      </w:r>
+      <w:proofErr w:type="gramStart"/>
+      <w:r>
+        <w:rPr>
+          <w:rFonts w:ascii="Times New Roman" w:eastAsia="Times New Roman" w:hAnsi="Times New Roman" w:cs="Times New Roman"/>
+          <w:kern w:val="0"/>
+          <w14:ligatures w14:val="none"/>
+        </w:rPr>
+        <w:t>text{</w:t>
+      </w:r>
+      <w:proofErr w:type="gramEnd"/>
+      <w:r>
+        <w:rPr>
+          <w:rFonts w:ascii="Times New Roman" w:eastAsia="Times New Roman" w:hAnsi="Times New Roman" w:cs="Times New Roman"/>
+          <w:kern w:val="0"/>
+          <w14:ligatures w14:val="none"/>
+        </w:rPr>
+        <w:t>more SEE ionization}. \]</w:t>
+      </w:r>
+    </w:p>
+    <w:p>
+      <w:pPr>
+        <w:rPr>
+          <w:rFonts w:ascii="Times New Roman" w:eastAsia="Times New Roman" w:hAnsi="Times New Roman" w:cs="Times New Roman"/>
+          <w:kern w:val="0"/>
+          <w14:ligatures w14:val="none"/>
+        </w:rPr>
+      </w:pPr>
+    </w:p>
+    <w:p>
+      <w:pPr>
+        <w:spacing w:before="100" w:beforeAutospacing="1" w:after="100" w:afterAutospacing="1" w:line="240" w:lineRule="auto"/>
+        <w:outlineLvl w:val="1"/>
+        <w:rPr>
+          <w:rFonts w:ascii="Times New Roman" w:eastAsia="Times New Roman" w:hAnsi="Times New Roman" w:cs="Times New Roman"/>
+          <w:b/>
+          <w:bCs/>
+          <w:kern w:val="0"/>
+          <w:sz w:val="36"/>
+          <w:szCs w:val="36"/>
+          <w14:ligatures w14:val="none"/>
+        </w:rPr>
+      </w:pPr>
+      <w:r>
+        <w:rPr>
+          <w:rFonts w:ascii="Times New Roman" w:eastAsia="Times New Roman" w:hAnsi="Times New Roman" w:cs="Times New Roman"/>
+          <w:b/>
+          <w:bCs/>
+          <w:kern w:val="0"/>
+          <w:sz w:val="36"/>
+          <w:szCs w:val="36"/>
+          <w14:ligatures w14:val="none"/>
+        </w:rPr>
+        <w:t>Step 3: SEE ionization</w:t>
+      </w:r>
+    </w:p>
+    <w:p>
+      <w:pPr>
+        <w:spacing w:before="100" w:beforeAutospacing="1" w:after="100" w:afterAutospacing="1" w:line="240" w:lineRule="auto"/>
+        <w:rPr>
+          <w:rFonts w:ascii="Times New Roman" w:eastAsia="Times New Roman" w:hAnsi="Times New Roman" w:cs="Times New Roman"/>
+          <w:kern w:val="0"/>
+          <w14:ligatures w14:val="none"/>
+        </w:rPr>
+      </w:pPr>
+      <w:r>
+        <w:rPr>
+          <w:rFonts w:ascii="Times New Roman" w:eastAsia="Times New Roman" w:hAnsi="Times New Roman" w:cs="Times New Roman"/>
+          <w:kern w:val="0"/>
+          <w14:ligatures w14:val="none"/>
+        </w:rPr>
+        <w:t>While the secondary electron is still energetic, it can knock an electron out of a neutral Cu atom:</w:t>
+      </w:r>
+    </w:p>
+    <w:p>
+      <w:pPr>
+        <w:spacing w:after="0" w:line="240" w:lineRule="auto"/>
+        <w:rPr>
+          <w:rFonts w:ascii="Times New Roman" w:eastAsia="Times New Roman" w:hAnsi="Times New Roman" w:cs="Times New Roman"/>
+          <w:kern w:val="0"/>
+          <w14:ligatures w14:val="none"/>
+        </w:rPr>
+      </w:pPr>
+      <w:proofErr w:type="gramStart"/>
+      <w:r>
+        <w:rPr>
+          <w:rFonts w:ascii="Times New Roman" w:eastAsia="Times New Roman" w:hAnsi="Times New Roman" w:cs="Times New Roman"/>
+          <w:kern w:val="0"/>
+          <w14:ligatures w14:val="none"/>
+        </w:rPr>
+        <w:t>\[</w:t>
+      </w:r>
+      <w:proofErr w:type="gramEnd"/>
+      <w:r>
+        <w:rPr>
+          <w:rFonts w:ascii="Times New Roman" w:eastAsia="Times New Roman" w:hAnsi="Times New Roman" w:cs="Times New Roman"/>
+          <w:kern w:val="0"/>
+          <w14:ligatures w14:val="none"/>
+        </w:rPr>
+        <w:t xml:space="preserve"> e_{\</w:t>
+      </w:r>
+      <w:proofErr w:type="spellStart"/>
+      <w:r>
+        <w:rPr>
+          <w:rFonts w:ascii="Times New Roman" w:eastAsia="Times New Roman" w:hAnsi="Times New Roman" w:cs="Times New Roman"/>
+          <w:kern w:val="0"/>
+          <w14:ligatures w14:val="none"/>
+        </w:rPr>
+        <w:t>mathrm</w:t>
+      </w:r>
+      <w:proofErr w:type="spellEnd"/>
+      <w:r>
+        <w:rPr>
+          <w:rFonts w:ascii="Times New Roman" w:eastAsia="Times New Roman" w:hAnsi="Times New Roman" w:cs="Times New Roman"/>
+          <w:kern w:val="0"/>
+          <w14:ligatures w14:val="none"/>
+        </w:rPr>
+        <w:t>{fast</w:t>
+      </w:r>
+      <w:proofErr w:type="gramStart"/>
+      <w:r>
+        <w:rPr>
+          <w:rFonts w:ascii="Times New Roman" w:eastAsia="Times New Roman" w:hAnsi="Times New Roman" w:cs="Times New Roman"/>
+          <w:kern w:val="0"/>
+          <w14:ligatures w14:val="none"/>
+        </w:rPr>
+        <w:t>}}+</w:t>
+      </w:r>
+      <w:proofErr w:type="gramEnd"/>
+      <w:r>
+        <w:rPr>
+          <w:rFonts w:ascii="Times New Roman" w:eastAsia="Times New Roman" w:hAnsi="Times New Roman" w:cs="Times New Roman"/>
+          <w:kern w:val="0"/>
+          <w14:ligatures w14:val="none"/>
+        </w:rPr>
+        <w:t>\</w:t>
+      </w:r>
+      <w:proofErr w:type="spellStart"/>
+      <w:proofErr w:type="gramStart"/>
+      <w:r>
+        <w:rPr>
+          <w:rFonts w:ascii="Times New Roman" w:eastAsia="Times New Roman" w:hAnsi="Times New Roman" w:cs="Times New Roman"/>
+          <w:kern w:val="0"/>
+          <w14:ligatures w14:val="none"/>
+        </w:rPr>
+        <w:t>mathrm</w:t>
+      </w:r>
+      <w:proofErr w:type="spellEnd"/>
+      <w:r>
+        <w:rPr>
+          <w:rFonts w:ascii="Times New Roman" w:eastAsia="Times New Roman" w:hAnsi="Times New Roman" w:cs="Times New Roman"/>
+          <w:kern w:val="0"/>
+          <w14:ligatures w14:val="none"/>
+        </w:rPr>
+        <w:t>{</w:t>
+      </w:r>
+      <w:proofErr w:type="gramEnd"/>
+      <w:r>
+        <w:rPr>
+          <w:rFonts w:ascii="Times New Roman" w:eastAsia="Times New Roman" w:hAnsi="Times New Roman" w:cs="Times New Roman"/>
+          <w:kern w:val="0"/>
+          <w14:ligatures w14:val="none"/>
+        </w:rPr>
+        <w:t>Cu} \</w:t>
+      </w:r>
+      <w:proofErr w:type="spellStart"/>
+      <w:r>
+        <w:rPr>
+          <w:rFonts w:ascii="Times New Roman" w:eastAsia="Times New Roman" w:hAnsi="Times New Roman" w:cs="Times New Roman"/>
+          <w:kern w:val="0"/>
+          <w14:ligatures w14:val="none"/>
+        </w:rPr>
+        <w:t>rightarrow</w:t>
+      </w:r>
+      <w:proofErr w:type="spellEnd"/>
+      <w:r>
+        <w:rPr>
+          <w:rFonts w:ascii="Times New Roman" w:eastAsia="Times New Roman" w:hAnsi="Times New Roman" w:cs="Times New Roman"/>
+          <w:kern w:val="0"/>
+          <w14:ligatures w14:val="none"/>
+        </w:rPr>
+        <w:t xml:space="preserve"> e_{\</w:t>
+      </w:r>
+      <w:proofErr w:type="spellStart"/>
+      <w:r>
+        <w:rPr>
+          <w:rFonts w:ascii="Times New Roman" w:eastAsia="Times New Roman" w:hAnsi="Times New Roman" w:cs="Times New Roman"/>
+          <w:kern w:val="0"/>
+          <w14:ligatures w14:val="none"/>
+        </w:rPr>
+        <w:t>mathrm</w:t>
+      </w:r>
+      <w:proofErr w:type="spellEnd"/>
+      <w:r>
+        <w:rPr>
+          <w:rFonts w:ascii="Times New Roman" w:eastAsia="Times New Roman" w:hAnsi="Times New Roman" w:cs="Times New Roman"/>
+          <w:kern w:val="0"/>
+          <w14:ligatures w14:val="none"/>
+        </w:rPr>
+        <w:t>{fast</w:t>
+      </w:r>
+      <w:proofErr w:type="gramStart"/>
+      <w:r>
+        <w:rPr>
+          <w:rFonts w:ascii="Times New Roman" w:eastAsia="Times New Roman" w:hAnsi="Times New Roman" w:cs="Times New Roman"/>
+          <w:kern w:val="0"/>
+          <w14:ligatures w14:val="none"/>
+        </w:rPr>
+        <w:t>}}+</w:t>
+      </w:r>
+      <w:proofErr w:type="gramEnd"/>
+      <w:r>
+        <w:rPr>
+          <w:rFonts w:ascii="Times New Roman" w:eastAsia="Times New Roman" w:hAnsi="Times New Roman" w:cs="Times New Roman"/>
+          <w:kern w:val="0"/>
+          <w14:ligatures w14:val="none"/>
+        </w:rPr>
+        <w:t>e_{\</w:t>
+      </w:r>
+      <w:proofErr w:type="spellStart"/>
+      <w:r>
+        <w:rPr>
+          <w:rFonts w:ascii="Times New Roman" w:eastAsia="Times New Roman" w:hAnsi="Times New Roman" w:cs="Times New Roman"/>
+          <w:kern w:val="0"/>
+          <w14:ligatures w14:val="none"/>
+        </w:rPr>
+        <w:t>mathrm</w:t>
+      </w:r>
+      <w:proofErr w:type="spellEnd"/>
+      <w:r>
+        <w:rPr>
+          <w:rFonts w:ascii="Times New Roman" w:eastAsia="Times New Roman" w:hAnsi="Times New Roman" w:cs="Times New Roman"/>
+          <w:kern w:val="0"/>
+          <w14:ligatures w14:val="none"/>
+        </w:rPr>
+        <w:t>{bulk</w:t>
+      </w:r>
+      <w:proofErr w:type="gramStart"/>
+      <w:r>
+        <w:rPr>
+          <w:rFonts w:ascii="Times New Roman" w:eastAsia="Times New Roman" w:hAnsi="Times New Roman" w:cs="Times New Roman"/>
+          <w:kern w:val="0"/>
+          <w14:ligatures w14:val="none"/>
+        </w:rPr>
+        <w:t>}}+</w:t>
+      </w:r>
+      <w:proofErr w:type="gramEnd"/>
+      <w:r>
+        <w:rPr>
+          <w:rFonts w:ascii="Times New Roman" w:eastAsia="Times New Roman" w:hAnsi="Times New Roman" w:cs="Times New Roman"/>
+          <w:kern w:val="0"/>
+          <w14:ligatures w14:val="none"/>
+        </w:rPr>
+        <w:t>\</w:t>
+      </w:r>
+      <w:proofErr w:type="spellStart"/>
+      <w:proofErr w:type="gramStart"/>
+      <w:r>
+        <w:rPr>
+          <w:rFonts w:ascii="Times New Roman" w:eastAsia="Times New Roman" w:hAnsi="Times New Roman" w:cs="Times New Roman"/>
+          <w:kern w:val="0"/>
+          <w14:ligatures w14:val="none"/>
+        </w:rPr>
+        <w:t>mathrm</w:t>
+      </w:r>
+      <w:proofErr w:type="spellEnd"/>
+      <w:r>
+        <w:rPr>
+          <w:rFonts w:ascii="Times New Roman" w:eastAsia="Times New Roman" w:hAnsi="Times New Roman" w:cs="Times New Roman"/>
+          <w:kern w:val="0"/>
+          <w14:ligatures w14:val="none"/>
+        </w:rPr>
+        <w:t>{</w:t>
+      </w:r>
+      <w:proofErr w:type="gramEnd"/>
+      <w:r>
+        <w:rPr>
+          <w:rFonts w:ascii="Times New Roman" w:eastAsia="Times New Roman" w:hAnsi="Times New Roman" w:cs="Times New Roman"/>
+          <w:kern w:val="0"/>
+          <w14:ligatures w14:val="none"/>
+        </w:rPr>
+        <w:t>Cu^+}. \]</w:t>
+      </w:r>
+    </w:p>
+    <w:p>
+      <w:pPr>
+        <w:spacing w:before="100" w:beforeAutospacing="1" w:after="100" w:afterAutospacing="1" w:line="240" w:lineRule="auto"/>
+        <w:rPr>
+          <w:rFonts w:ascii="Times New Roman" w:eastAsia="Times New Roman" w:hAnsi="Times New Roman" w:cs="Times New Roman"/>
+          <w:kern w:val="0"/>
+          <w14:ligatures w14:val="none"/>
+        </w:rPr>
+      </w:pPr>
+      <w:r>
+        <w:rPr>
+          <w:rFonts w:ascii="Times New Roman" w:eastAsia="Times New Roman" w:hAnsi="Times New Roman" w:cs="Times New Roman"/>
+          <w:kern w:val="0"/>
+          <w14:ligatures w14:val="none"/>
+        </w:rPr>
+        <w:t>The fast electron continues moving, while the collision creates:</w:t>
+      </w:r>
+    </w:p>
+    <w:p>
+      <w:pPr>
+        <w:numPr>
+          <w:ilvl w:val="0"/>
+          <w:numId w:val="1"/>
+        </w:numPr>
+        <w:spacing w:before="100" w:beforeAutospacing="1" w:after="100" w:afterAutospacing="1" w:line="240" w:lineRule="auto"/>
+        <w:rPr>
+          <w:rFonts w:ascii="Times New Roman" w:eastAsia="Times New Roman" w:hAnsi="Times New Roman" w:cs="Times New Roman"/>
+          <w:kern w:val="0"/>
+          <w14:ligatures w14:val="none"/>
+        </w:rPr>
+      </w:pPr>
+      <w:r>
+        <w:rPr>
+          <w:rFonts w:ascii="Times New Roman" w:eastAsia="Times New Roman" w:hAnsi="Times New Roman" w:cs="Times New Roman"/>
+          <w:kern w:val="0"/>
+          <w14:ligatures w14:val="none"/>
+        </w:rPr>
         <w:lastRenderedPageBreak/>
-        <w:t>Step five is the Newton nonlinear solve. The code evaluates both the residual and its Jacobian, solves the linearized system for a correction, and applies that correction using a line search. Because the material properties and reaction rates depend on the evolving solution, the code then returns to steps two through five, reevaluating the local physics and reassembling the system until the residual is sufficiently small.</w:t>
-      </w:r>
-    </w:p>
-    <w:p>
-      <w:pPr>
-        <w:pStyle w:val="NormalWeb"/>
-      </w:pPr>
-      <w:r>
-        <w:t>If Newton fails to converge, the time step is reduced and the solve is retried from the last accepted state.</w:t>
-      </w:r>
-    </w:p>
-    <w:p>
-      <w:pPr>
-        <w:pStyle w:val="NormalWeb"/>
-      </w:pPr>
-      <w:r>
-        <w:t>Finally, once convergence is achieved, the new state is accepted. The code integrates the ion flux reaching the target and uses a filtered version of that flux to update the SEE amplitude. That feedback becomes part of the boundary condition for the next time step. The converged solution also becomes the next known state, and the entire process repeats.</w:t>
-      </w:r>
-    </w:p>
-    <w:p>
-      <w:pPr>
-        <w:pStyle w:val="NormalWeb"/>
-      </w:pPr>
-      <w:r>
-        <w:t xml:space="preserve">So, in short: the spatial finite-element model, implicit time integration, nonlinear Newton </w:t>
-      </w:r>
-      <w:proofErr w:type="gramStart"/>
-      <w:r>
-        <w:t>solve, and</w:t>
-      </w:r>
-      <w:proofErr w:type="gramEnd"/>
-      <w:r>
-        <w:t xml:space="preserve"> SEE feedback are all connected within one repeated time-stepping workflow.</w:t>
+        <w:t>one new bulk electron;</w:t>
+      </w:r>
+    </w:p>
+    <w:p>
+      <w:pPr>
+        <w:numPr>
+          <w:ilvl w:val="0"/>
+          <w:numId w:val="1"/>
+        </w:numPr>
+        <w:spacing w:before="100" w:beforeAutospacing="1" w:after="100" w:afterAutospacing="1" w:line="240" w:lineRule="auto"/>
+        <w:rPr>
+          <w:rFonts w:ascii="Times New Roman" w:eastAsia="Times New Roman" w:hAnsi="Times New Roman" w:cs="Times New Roman"/>
+          <w:kern w:val="0"/>
+          <w14:ligatures w14:val="none"/>
+        </w:rPr>
+      </w:pPr>
+      <w:r>
+        <w:rPr>
+          <w:rFonts w:ascii="Times New Roman" w:eastAsia="Times New Roman" w:hAnsi="Times New Roman" w:cs="Times New Roman"/>
+          <w:kern w:val="0"/>
+          <w14:ligatures w14:val="none"/>
+        </w:rPr>
+        <w:t>one new Cu</w:t>
+      </w:r>
+      <w:proofErr w:type="gramStart"/>
+      <w:r>
+        <w:rPr>
+          <w:rFonts w:ascii="Times New Roman" w:eastAsia="Times New Roman" w:hAnsi="Times New Roman" w:cs="Times New Roman"/>
+          <w:kern w:val="0"/>
+          <w14:ligatures w14:val="none"/>
+        </w:rPr>
+        <w:t>\(</w:t>
+      </w:r>
+      <w:proofErr w:type="gramEnd"/>
+      <w:r>
+        <w:rPr>
+          <w:rFonts w:ascii="Times New Roman" w:eastAsia="Times New Roman" w:hAnsi="Times New Roman" w:cs="Times New Roman"/>
+          <w:kern w:val="0"/>
+          <w14:ligatures w14:val="none"/>
+        </w:rPr>
+        <w:t>^+\) ion.</w:t>
+      </w:r>
+    </w:p>
+    <w:p>
+      <w:pPr>
+        <w:spacing w:before="100" w:beforeAutospacing="1" w:after="100" w:afterAutospacing="1" w:line="240" w:lineRule="auto"/>
+        <w:rPr>
+          <w:rFonts w:ascii="Times New Roman" w:eastAsia="Times New Roman" w:hAnsi="Times New Roman" w:cs="Times New Roman"/>
+          <w:kern w:val="0"/>
+          <w14:ligatures w14:val="none"/>
+        </w:rPr>
+      </w:pPr>
+      <w:r>
+        <w:rPr>
+          <w:rFonts w:ascii="Times New Roman" w:eastAsia="Times New Roman" w:hAnsi="Times New Roman" w:cs="Times New Roman"/>
+          <w:kern w:val="0"/>
+          <w14:ligatures w14:val="none"/>
+        </w:rPr>
+        <w:t>We represent these prompt, fast-electron collisions with</w:t>
+      </w:r>
+    </w:p>
+    <w:p>
+      <w:pPr>
+        <w:spacing w:after="0" w:line="240" w:lineRule="auto"/>
+        <w:rPr>
+          <w:rFonts w:ascii="Times New Roman" w:eastAsia="Times New Roman" w:hAnsi="Times New Roman" w:cs="Times New Roman"/>
+          <w:kern w:val="0"/>
+          <w14:ligatures w14:val="none"/>
+        </w:rPr>
+      </w:pPr>
+      <w:proofErr w:type="gramStart"/>
+      <w:r>
+        <w:rPr>
+          <w:rFonts w:ascii="Times New Roman" w:eastAsia="Times New Roman" w:hAnsi="Times New Roman" w:cs="Times New Roman"/>
+          <w:kern w:val="0"/>
+          <w14:ligatures w14:val="none"/>
+        </w:rPr>
+        <w:t>\[</w:t>
+      </w:r>
+      <w:proofErr w:type="gramEnd"/>
+      <w:r>
+        <w:rPr>
+          <w:rFonts w:ascii="Times New Roman" w:eastAsia="Times New Roman" w:hAnsi="Times New Roman" w:cs="Times New Roman"/>
+          <w:kern w:val="0"/>
+          <w14:ligatures w14:val="none"/>
+        </w:rPr>
+        <w:t xml:space="preserve"> S</w:t>
+      </w:r>
+      <w:proofErr w:type="gramStart"/>
+      <w:r>
+        <w:rPr>
+          <w:rFonts w:ascii="Times New Roman" w:eastAsia="Times New Roman" w:hAnsi="Times New Roman" w:cs="Times New Roman"/>
+          <w:kern w:val="0"/>
+          <w14:ligatures w14:val="none"/>
+        </w:rPr>
+        <w:t>_{</w:t>
+      </w:r>
+      <w:proofErr w:type="gramEnd"/>
+      <w:r>
+        <w:rPr>
+          <w:rFonts w:ascii="Times New Roman" w:eastAsia="Times New Roman" w:hAnsi="Times New Roman" w:cs="Times New Roman"/>
+          <w:kern w:val="0"/>
+          <w14:ligatures w14:val="none"/>
+        </w:rPr>
+        <w:t>\</w:t>
+      </w:r>
+      <w:proofErr w:type="spellStart"/>
+      <w:proofErr w:type="gramStart"/>
+      <w:r>
+        <w:rPr>
+          <w:rFonts w:ascii="Times New Roman" w:eastAsia="Times New Roman" w:hAnsi="Times New Roman" w:cs="Times New Roman"/>
+          <w:kern w:val="0"/>
+          <w14:ligatures w14:val="none"/>
+        </w:rPr>
+        <w:t>mathrm</w:t>
+      </w:r>
+      <w:proofErr w:type="spellEnd"/>
+      <w:r>
+        <w:rPr>
+          <w:rFonts w:ascii="Times New Roman" w:eastAsia="Times New Roman" w:hAnsi="Times New Roman" w:cs="Times New Roman"/>
+          <w:kern w:val="0"/>
+          <w14:ligatures w14:val="none"/>
+        </w:rPr>
+        <w:t>{</w:t>
+      </w:r>
+      <w:proofErr w:type="gramEnd"/>
+      <w:r>
+        <w:rPr>
+          <w:rFonts w:ascii="Times New Roman" w:eastAsia="Times New Roman" w:hAnsi="Times New Roman" w:cs="Times New Roman"/>
+          <w:kern w:val="0"/>
+          <w14:ligatures w14:val="none"/>
+        </w:rPr>
+        <w:t xml:space="preserve">e, </w:t>
+      </w:r>
+      <w:r>
+        <w:rPr>
+          <w:rFonts w:ascii="Times New Roman" w:eastAsia="Times New Roman" w:hAnsi="Times New Roman" w:cs="Times New Roman"/>
+          <w:kern w:val="0"/>
+          <w14:ligatures w14:val="none"/>
+        </w:rPr>
+        <w:t>SEE}} = \gamma_{\</w:t>
+      </w:r>
+      <w:proofErr w:type="spellStart"/>
+      <w:proofErr w:type="gramStart"/>
+      <w:r>
+        <w:rPr>
+          <w:rFonts w:ascii="Times New Roman" w:eastAsia="Times New Roman" w:hAnsi="Times New Roman" w:cs="Times New Roman"/>
+          <w:kern w:val="0"/>
+          <w14:ligatures w14:val="none"/>
+        </w:rPr>
+        <w:t>mathrm</w:t>
+      </w:r>
+      <w:proofErr w:type="spellEnd"/>
+      <w:r>
+        <w:rPr>
+          <w:rFonts w:ascii="Times New Roman" w:eastAsia="Times New Roman" w:hAnsi="Times New Roman" w:cs="Times New Roman"/>
+          <w:kern w:val="0"/>
+          <w14:ligatures w14:val="none"/>
+        </w:rPr>
+        <w:t>{</w:t>
+      </w:r>
+      <w:proofErr w:type="gramEnd"/>
+      <w:r>
+        <w:rPr>
+          <w:rFonts w:ascii="Times New Roman" w:eastAsia="Times New Roman" w:hAnsi="Times New Roman" w:cs="Times New Roman"/>
+          <w:kern w:val="0"/>
+          <w14:ligatures w14:val="none"/>
+        </w:rPr>
+        <w:t>SEE}} Y_{\</w:t>
+      </w:r>
+      <w:proofErr w:type="spellStart"/>
+      <w:proofErr w:type="gramStart"/>
+      <w:r>
+        <w:rPr>
+          <w:rFonts w:ascii="Times New Roman" w:eastAsia="Times New Roman" w:hAnsi="Times New Roman" w:cs="Times New Roman"/>
+          <w:kern w:val="0"/>
+          <w14:ligatures w14:val="none"/>
+        </w:rPr>
+        <w:t>mathrm</w:t>
+      </w:r>
+      <w:proofErr w:type="spellEnd"/>
+      <w:r>
+        <w:rPr>
+          <w:rFonts w:ascii="Times New Roman" w:eastAsia="Times New Roman" w:hAnsi="Times New Roman" w:cs="Times New Roman"/>
+          <w:kern w:val="0"/>
+          <w14:ligatures w14:val="none"/>
+        </w:rPr>
+        <w:t>{</w:t>
+      </w:r>
+      <w:proofErr w:type="gramEnd"/>
+      <w:r>
+        <w:rPr>
+          <w:rFonts w:ascii="Times New Roman" w:eastAsia="Times New Roman" w:hAnsi="Times New Roman" w:cs="Times New Roman"/>
+          <w:kern w:val="0"/>
+          <w14:ligatures w14:val="none"/>
+        </w:rPr>
+        <w:t>SEE}} \Gamma_{\</w:t>
+      </w:r>
+      <w:proofErr w:type="spellStart"/>
+      <w:proofErr w:type="gramStart"/>
+      <w:r>
+        <w:rPr>
+          <w:rFonts w:ascii="Times New Roman" w:eastAsia="Times New Roman" w:hAnsi="Times New Roman" w:cs="Times New Roman"/>
+          <w:kern w:val="0"/>
+          <w14:ligatures w14:val="none"/>
+        </w:rPr>
+        <w:t>mathrm</w:t>
+      </w:r>
+      <w:proofErr w:type="spellEnd"/>
+      <w:r>
+        <w:rPr>
+          <w:rFonts w:ascii="Times New Roman" w:eastAsia="Times New Roman" w:hAnsi="Times New Roman" w:cs="Times New Roman"/>
+          <w:kern w:val="0"/>
+          <w14:ligatures w14:val="none"/>
+        </w:rPr>
+        <w:t>{</w:t>
+      </w:r>
+      <w:proofErr w:type="gramEnd"/>
+      <w:r>
+        <w:rPr>
+          <w:rFonts w:ascii="Times New Roman" w:eastAsia="Times New Roman" w:hAnsi="Times New Roman" w:cs="Times New Roman"/>
+          <w:kern w:val="0"/>
+          <w14:ligatures w14:val="none"/>
+        </w:rPr>
+        <w:t>Cu^+</w:t>
+      </w:r>
+      <w:proofErr w:type="gramStart"/>
+      <w:r>
+        <w:rPr>
+          <w:rFonts w:ascii="Times New Roman" w:eastAsia="Times New Roman" w:hAnsi="Times New Roman" w:cs="Times New Roman"/>
+          <w:kern w:val="0"/>
+          <w14:ligatures w14:val="none"/>
+        </w:rPr>
+        <w:t>},\</w:t>
+      </w:r>
+      <w:proofErr w:type="spellStart"/>
+      <w:proofErr w:type="gramEnd"/>
+      <w:r>
+        <w:rPr>
+          <w:rFonts w:ascii="Times New Roman" w:eastAsia="Times New Roman" w:hAnsi="Times New Roman" w:cs="Times New Roman"/>
+          <w:kern w:val="0"/>
+          <w14:ligatures w14:val="none"/>
+        </w:rPr>
+        <w:t>mathrm</w:t>
+      </w:r>
+      <w:proofErr w:type="spellEnd"/>
+      <w:r>
+        <w:rPr>
+          <w:rFonts w:ascii="Times New Roman" w:eastAsia="Times New Roman" w:hAnsi="Times New Roman" w:cs="Times New Roman"/>
+          <w:kern w:val="0"/>
+          <w14:ligatures w14:val="none"/>
+        </w:rPr>
+        <w:t>{target}} W_{\</w:t>
+      </w:r>
+      <w:proofErr w:type="spellStart"/>
+      <w:proofErr w:type="gramStart"/>
+      <w:r>
+        <w:rPr>
+          <w:rFonts w:ascii="Times New Roman" w:eastAsia="Times New Roman" w:hAnsi="Times New Roman" w:cs="Times New Roman"/>
+          <w:kern w:val="0"/>
+          <w14:ligatures w14:val="none"/>
+        </w:rPr>
+        <w:t>mathrm</w:t>
+      </w:r>
+      <w:proofErr w:type="spellEnd"/>
+      <w:r>
+        <w:rPr>
+          <w:rFonts w:ascii="Times New Roman" w:eastAsia="Times New Roman" w:hAnsi="Times New Roman" w:cs="Times New Roman"/>
+          <w:kern w:val="0"/>
+          <w14:ligatures w14:val="none"/>
+        </w:rPr>
+        <w:t>{</w:t>
+      </w:r>
+      <w:proofErr w:type="gramEnd"/>
+      <w:r>
+        <w:rPr>
+          <w:rFonts w:ascii="Times New Roman" w:eastAsia="Times New Roman" w:hAnsi="Times New Roman" w:cs="Times New Roman"/>
+          <w:kern w:val="0"/>
+          <w14:ligatures w14:val="none"/>
+        </w:rPr>
+        <w:t>SEE</w:t>
+      </w:r>
+      <w:proofErr w:type="gramStart"/>
+      <w:r>
+        <w:rPr>
+          <w:rFonts w:ascii="Times New Roman" w:eastAsia="Times New Roman" w:hAnsi="Times New Roman" w:cs="Times New Roman"/>
+          <w:kern w:val="0"/>
+          <w14:ligatures w14:val="none"/>
+        </w:rPr>
+        <w:t>}}(</w:t>
+      </w:r>
+      <w:proofErr w:type="spellStart"/>
+      <w:r>
+        <w:rPr>
+          <w:rFonts w:ascii="Times New Roman" w:eastAsia="Times New Roman" w:hAnsi="Times New Roman" w:cs="Times New Roman"/>
+          <w:kern w:val="0"/>
+          <w14:ligatures w14:val="none"/>
+        </w:rPr>
+        <w:t>x,z</w:t>
+      </w:r>
+      <w:proofErr w:type="spellEnd"/>
+      <w:proofErr w:type="gramEnd"/>
+      <w:r>
+        <w:rPr>
+          <w:rFonts w:ascii="Times New Roman" w:eastAsia="Times New Roman" w:hAnsi="Times New Roman" w:cs="Times New Roman"/>
+          <w:kern w:val="0"/>
+          <w14:ligatures w14:val="none"/>
+        </w:rPr>
+        <w:t>). \]</w:t>
+      </w:r>
+    </w:p>
+    <w:p>
+      <w:pPr>
+        <w:spacing w:before="100" w:beforeAutospacing="1" w:after="100" w:afterAutospacing="1" w:line="240" w:lineRule="auto"/>
+        <w:rPr>
+          <w:rFonts w:ascii="Times New Roman" w:eastAsia="Times New Roman" w:hAnsi="Times New Roman" w:cs="Times New Roman"/>
+          <w:kern w:val="0"/>
+          <w14:ligatures w14:val="none"/>
+        </w:rPr>
+      </w:pPr>
+      <w:r>
+        <w:rPr>
+          <w:rFonts w:ascii="Times New Roman" w:eastAsia="Times New Roman" w:hAnsi="Times New Roman" w:cs="Times New Roman"/>
+          <w:kern w:val="0"/>
+          <w14:ligatures w14:val="none"/>
+        </w:rPr>
+        <w:t>In plain language:</w:t>
+      </w:r>
+    </w:p>
+    <w:p>
+      <w:pPr>
+        <w:spacing w:after="0" w:line="240" w:lineRule="auto"/>
+        <w:rPr>
+          <w:rFonts w:ascii="Times New Roman" w:eastAsia="Times New Roman" w:hAnsi="Times New Roman" w:cs="Times New Roman"/>
+          <w:kern w:val="0"/>
+          <w14:ligatures w14:val="none"/>
+        </w:rPr>
+      </w:pPr>
+      <w:proofErr w:type="gramStart"/>
+      <w:r>
+        <w:rPr>
+          <w:rFonts w:ascii="Times New Roman" w:eastAsia="Times New Roman" w:hAnsi="Times New Roman" w:cs="Times New Roman"/>
+          <w:kern w:val="0"/>
+          <w14:ligatures w14:val="none"/>
+        </w:rPr>
+        <w:t>\[</w:t>
+      </w:r>
+      <w:proofErr w:type="gramEnd"/>
+      <w:r>
+        <w:rPr>
+          <w:rFonts w:ascii="Times New Roman" w:eastAsia="Times New Roman" w:hAnsi="Times New Roman" w:cs="Times New Roman"/>
+          <w:kern w:val="0"/>
+          <w14:ligatures w14:val="none"/>
+        </w:rPr>
+        <w:t xml:space="preserve"> \</w:t>
+      </w:r>
+      <w:proofErr w:type="gramStart"/>
+      <w:r>
+        <w:rPr>
+          <w:rFonts w:ascii="Times New Roman" w:eastAsia="Times New Roman" w:hAnsi="Times New Roman" w:cs="Times New Roman"/>
+          <w:kern w:val="0"/>
+          <w14:ligatures w14:val="none"/>
+        </w:rPr>
+        <w:t>boxed{ S</w:t>
+      </w:r>
+      <w:proofErr w:type="gramEnd"/>
+      <w:r>
+        <w:rPr>
+          <w:rFonts w:ascii="Times New Roman" w:eastAsia="Times New Roman" w:hAnsi="Times New Roman" w:cs="Times New Roman"/>
+          <w:kern w:val="0"/>
+          <w14:ligatures w14:val="none"/>
+        </w:rPr>
+        <w:t>_{\</w:t>
+      </w:r>
+      <w:proofErr w:type="spellStart"/>
+      <w:proofErr w:type="gramStart"/>
+      <w:r>
+        <w:rPr>
+          <w:rFonts w:ascii="Times New Roman" w:eastAsia="Times New Roman" w:hAnsi="Times New Roman" w:cs="Times New Roman"/>
+          <w:kern w:val="0"/>
+          <w14:ligatures w14:val="none"/>
+        </w:rPr>
+        <w:t>mathrm</w:t>
+      </w:r>
+      <w:proofErr w:type="spellEnd"/>
+      <w:r>
+        <w:rPr>
+          <w:rFonts w:ascii="Times New Roman" w:eastAsia="Times New Roman" w:hAnsi="Times New Roman" w:cs="Times New Roman"/>
+          <w:kern w:val="0"/>
+          <w14:ligatures w14:val="none"/>
+        </w:rPr>
+        <w:t>{</w:t>
+      </w:r>
+      <w:proofErr w:type="gramEnd"/>
+      <w:r>
+        <w:rPr>
+          <w:rFonts w:ascii="Times New Roman" w:eastAsia="Times New Roman" w:hAnsi="Times New Roman" w:cs="Times New Roman"/>
+          <w:kern w:val="0"/>
+          <w14:ligatures w14:val="none"/>
+        </w:rPr>
+        <w:t>SEE}} = \</w:t>
+      </w:r>
+      <w:proofErr w:type="gramStart"/>
+      <w:r>
+        <w:rPr>
+          <w:rFonts w:ascii="Times New Roman" w:eastAsia="Times New Roman" w:hAnsi="Times New Roman" w:cs="Times New Roman"/>
+          <w:kern w:val="0"/>
+          <w14:ligatures w14:val="none"/>
+        </w:rPr>
+        <w:t>text{</w:t>
+      </w:r>
+      <w:proofErr w:type="gramEnd"/>
+      <w:r>
+        <w:rPr>
+          <w:rFonts w:ascii="Times New Roman" w:eastAsia="Times New Roman" w:hAnsi="Times New Roman" w:cs="Times New Roman"/>
+          <w:kern w:val="0"/>
+          <w14:ligatures w14:val="none"/>
+        </w:rPr>
+        <w:t>target impacts} \times \</w:t>
+      </w:r>
+      <w:proofErr w:type="gramStart"/>
+      <w:r>
+        <w:rPr>
+          <w:rFonts w:ascii="Times New Roman" w:eastAsia="Times New Roman" w:hAnsi="Times New Roman" w:cs="Times New Roman"/>
+          <w:kern w:val="0"/>
+          <w14:ligatures w14:val="none"/>
+        </w:rPr>
+        <w:t>text{</w:t>
+      </w:r>
+      <w:proofErr w:type="gramEnd"/>
+      <w:r>
+        <w:rPr>
+          <w:rFonts w:ascii="Times New Roman" w:eastAsia="Times New Roman" w:hAnsi="Times New Roman" w:cs="Times New Roman"/>
+          <w:kern w:val="0"/>
+          <w14:ligatures w14:val="none"/>
+        </w:rPr>
+        <w:t>electrons released per impact} \times \</w:t>
+      </w:r>
+      <w:proofErr w:type="gramStart"/>
+      <w:r>
+        <w:rPr>
+          <w:rFonts w:ascii="Times New Roman" w:eastAsia="Times New Roman" w:hAnsi="Times New Roman" w:cs="Times New Roman"/>
+          <w:kern w:val="0"/>
+          <w14:ligatures w14:val="none"/>
+        </w:rPr>
+        <w:t>text{</w:t>
+      </w:r>
+      <w:proofErr w:type="gramEnd"/>
+      <w:r>
+        <w:rPr>
+          <w:rFonts w:ascii="Times New Roman" w:eastAsia="Times New Roman" w:hAnsi="Times New Roman" w:cs="Times New Roman"/>
+          <w:kern w:val="0"/>
+          <w14:ligatures w14:val="none"/>
+        </w:rPr>
+        <w:t>ionizations per secondary} \times \</w:t>
+      </w:r>
+      <w:proofErr w:type="gramStart"/>
+      <w:r>
+        <w:rPr>
+          <w:rFonts w:ascii="Times New Roman" w:eastAsia="Times New Roman" w:hAnsi="Times New Roman" w:cs="Times New Roman"/>
+          <w:kern w:val="0"/>
+          <w14:ligatures w14:val="none"/>
+        </w:rPr>
+        <w:t>text{</w:t>
+      </w:r>
+      <w:proofErr w:type="gramEnd"/>
+      <w:r>
+        <w:rPr>
+          <w:rFonts w:ascii="Times New Roman" w:eastAsia="Times New Roman" w:hAnsi="Times New Roman" w:cs="Times New Roman"/>
+          <w:kern w:val="0"/>
+          <w14:ligatures w14:val="none"/>
+        </w:rPr>
+        <w:t>deposition map</w:t>
+      </w:r>
+      <w:proofErr w:type="gramStart"/>
+      <w:r>
+        <w:rPr>
+          <w:rFonts w:ascii="Times New Roman" w:eastAsia="Times New Roman" w:hAnsi="Times New Roman" w:cs="Times New Roman"/>
+          <w:kern w:val="0"/>
+          <w14:ligatures w14:val="none"/>
+        </w:rPr>
+        <w:t>} }</w:t>
+      </w:r>
+      <w:proofErr w:type="gramEnd"/>
+      <w:r>
+        <w:rPr>
+          <w:rFonts w:ascii="Times New Roman" w:eastAsia="Times New Roman" w:hAnsi="Times New Roman" w:cs="Times New Roman"/>
+          <w:kern w:val="0"/>
+          <w14:ligatures w14:val="none"/>
+        </w:rPr>
+        <w:t xml:space="preserve"> \]</w:t>
+      </w:r>
+    </w:p>
+    <w:p>
+      <w:pPr>
+        <w:spacing w:before="100" w:beforeAutospacing="1" w:after="100" w:afterAutospacing="1" w:line="240" w:lineRule="auto"/>
+        <w:rPr>
+          <w:rFonts w:ascii="Times New Roman" w:eastAsia="Times New Roman" w:hAnsi="Times New Roman" w:cs="Times New Roman"/>
+          <w:kern w:val="0"/>
+          <w14:ligatures w14:val="none"/>
+        </w:rPr>
+      </w:pPr>
+      <w:r>
+        <w:rPr>
+          <w:rFonts w:ascii="Times New Roman" w:eastAsia="Times New Roman" w:hAnsi="Times New Roman" w:cs="Times New Roman"/>
+          <w:kern w:val="0"/>
+          <w14:ligatures w14:val="none"/>
+        </w:rPr>
+        <w:t>This source is added equally to the electron and Cu</w:t>
+      </w:r>
+      <w:proofErr w:type="gramStart"/>
+      <w:r>
+        <w:rPr>
+          <w:rFonts w:ascii="Times New Roman" w:eastAsia="Times New Roman" w:hAnsi="Times New Roman" w:cs="Times New Roman"/>
+          <w:kern w:val="0"/>
+          <w14:ligatures w14:val="none"/>
+        </w:rPr>
+        <w:t>\(</w:t>
+      </w:r>
+      <w:proofErr w:type="gramEnd"/>
+      <w:r>
+        <w:rPr>
+          <w:rFonts w:ascii="Times New Roman" w:eastAsia="Times New Roman" w:hAnsi="Times New Roman" w:cs="Times New Roman"/>
+          <w:kern w:val="0"/>
+          <w14:ligatures w14:val="none"/>
+        </w:rPr>
+        <w:t>^+\) continuity equations because every ionization creates one matched electron–ion pair.</w:t>
+      </w:r>
+    </w:p>
+    <w:p>
+      <w:pPr>
+        <w:spacing w:before="100" w:beforeAutospacing="1" w:after="100" w:afterAutospacing="1" w:line="240" w:lineRule="auto"/>
+        <w:outlineLvl w:val="1"/>
+        <w:rPr>
+          <w:rFonts w:ascii="Times New Roman" w:eastAsia="Times New Roman" w:hAnsi="Times New Roman" w:cs="Times New Roman"/>
+          <w:b/>
+          <w:bCs/>
+          <w:kern w:val="0"/>
+          <w:sz w:val="36"/>
+          <w:szCs w:val="36"/>
+          <w14:ligatures w14:val="none"/>
+        </w:rPr>
+      </w:pPr>
+      <w:r>
+        <w:rPr>
+          <w:rFonts w:ascii="Times New Roman" w:eastAsia="Times New Roman" w:hAnsi="Times New Roman" w:cs="Times New Roman"/>
+          <w:b/>
+          <w:bCs/>
+          <w:kern w:val="0"/>
+          <w:sz w:val="36"/>
+          <w:szCs w:val="36"/>
+          <w14:ligatures w14:val="none"/>
+        </w:rPr>
+        <w:t>Step 4: Energy bookkeeping</w:t>
+      </w:r>
+    </w:p>
+    <w:p>
+      <w:pPr>
+        <w:spacing w:before="100" w:beforeAutospacing="1" w:after="100" w:afterAutospacing="1" w:line="240" w:lineRule="auto"/>
+        <w:rPr>
+          <w:rFonts w:ascii="Times New Roman" w:eastAsia="Times New Roman" w:hAnsi="Times New Roman" w:cs="Times New Roman"/>
+          <w:kern w:val="0"/>
+          <w14:ligatures w14:val="none"/>
+        </w:rPr>
+      </w:pPr>
+      <w:r>
+        <w:rPr>
+          <w:rFonts w:ascii="Times New Roman" w:eastAsia="Times New Roman" w:hAnsi="Times New Roman" w:cs="Times New Roman"/>
+          <w:kern w:val="0"/>
+          <w14:ligatures w14:val="none"/>
+        </w:rPr>
+        <w:t>Creating a Cu</w:t>
+      </w:r>
+      <w:proofErr w:type="gramStart"/>
+      <w:r>
+        <w:rPr>
+          <w:rFonts w:ascii="Times New Roman" w:eastAsia="Times New Roman" w:hAnsi="Times New Roman" w:cs="Times New Roman"/>
+          <w:kern w:val="0"/>
+          <w14:ligatures w14:val="none"/>
+        </w:rPr>
+        <w:t>\(</w:t>
+      </w:r>
+      <w:proofErr w:type="gramEnd"/>
+      <w:r>
+        <w:rPr>
+          <w:rFonts w:ascii="Times New Roman" w:eastAsia="Times New Roman" w:hAnsi="Times New Roman" w:cs="Times New Roman"/>
+          <w:kern w:val="0"/>
+          <w14:ligatures w14:val="none"/>
+        </w:rPr>
+        <w:t xml:space="preserve">^+\)–electron pair requires </w:t>
+      </w:r>
+      <w:proofErr w:type="gramStart"/>
+      <w:r>
+        <w:rPr>
+          <w:rFonts w:ascii="Times New Roman" w:eastAsia="Times New Roman" w:hAnsi="Times New Roman" w:cs="Times New Roman"/>
+          <w:kern w:val="0"/>
+          <w14:ligatures w14:val="none"/>
+        </w:rPr>
+        <w:t>\(</w:t>
+      </w:r>
+      <w:proofErr w:type="gramEnd"/>
+      <w:r>
+        <w:rPr>
+          <w:rFonts w:ascii="Times New Roman" w:eastAsia="Times New Roman" w:hAnsi="Times New Roman" w:cs="Times New Roman"/>
+          <w:kern w:val="0"/>
+          <w14:ligatures w14:val="none"/>
+        </w:rPr>
+        <w:t>7.73\ \</w:t>
+      </w:r>
+      <w:proofErr w:type="spellStart"/>
+      <w:r>
+        <w:rPr>
+          <w:rFonts w:ascii="Times New Roman" w:eastAsia="Times New Roman" w:hAnsi="Times New Roman" w:cs="Times New Roman"/>
+          <w:kern w:val="0"/>
+          <w14:ligatures w14:val="none"/>
+        </w:rPr>
+        <w:t>mathrm</w:t>
+      </w:r>
+      <w:proofErr w:type="spellEnd"/>
+      <w:r>
+        <w:rPr>
+          <w:rFonts w:ascii="Times New Roman" w:eastAsia="Times New Roman" w:hAnsi="Times New Roman" w:cs="Times New Roman"/>
+          <w:kern w:val="0"/>
+          <w14:ligatures w14:val="none"/>
+        </w:rPr>
+        <w:t>{eV}\).</w:t>
+      </w:r>
+    </w:p>
+    <w:p>
+      <w:pPr>
+        <w:spacing w:before="100" w:beforeAutospacing="1" w:after="100" w:afterAutospacing="1" w:line="240" w:lineRule="auto"/>
+        <w:rPr>
+          <w:rFonts w:ascii="Times New Roman" w:eastAsia="Times New Roman" w:hAnsi="Times New Roman" w:cs="Times New Roman"/>
+          <w:kern w:val="0"/>
+          <w14:ligatures w14:val="none"/>
+        </w:rPr>
+      </w:pPr>
+      <w:r>
+        <w:rPr>
+          <w:rFonts w:ascii="Times New Roman" w:eastAsia="Times New Roman" w:hAnsi="Times New Roman" w:cs="Times New Roman"/>
+          <w:kern w:val="0"/>
+          <w14:ligatures w14:val="none"/>
+        </w:rPr>
+        <w:t xml:space="preserve">With the present settings, one secondary electron has approximately </w:t>
+      </w:r>
+      <w:proofErr w:type="gramStart"/>
+      <w:r>
+        <w:rPr>
+          <w:rFonts w:ascii="Times New Roman" w:eastAsia="Times New Roman" w:hAnsi="Times New Roman" w:cs="Times New Roman"/>
+          <w:kern w:val="0"/>
+          <w14:ligatures w14:val="none"/>
+        </w:rPr>
+        <w:t>\(</w:t>
+      </w:r>
+      <w:proofErr w:type="gramEnd"/>
+      <w:r>
+        <w:rPr>
+          <w:rFonts w:ascii="Times New Roman" w:eastAsia="Times New Roman" w:hAnsi="Times New Roman" w:cs="Times New Roman"/>
+          <w:kern w:val="0"/>
+          <w14:ligatures w14:val="none"/>
+        </w:rPr>
+        <w:t>220\ \</w:t>
+      </w:r>
+      <w:proofErr w:type="spellStart"/>
+      <w:r>
+        <w:rPr>
+          <w:rFonts w:ascii="Times New Roman" w:eastAsia="Times New Roman" w:hAnsi="Times New Roman" w:cs="Times New Roman"/>
+          <w:kern w:val="0"/>
+          <w14:ligatures w14:val="none"/>
+        </w:rPr>
+        <w:t>mathrm</w:t>
+      </w:r>
+      <w:proofErr w:type="spellEnd"/>
+      <w:r>
+        <w:rPr>
+          <w:rFonts w:ascii="Times New Roman" w:eastAsia="Times New Roman" w:hAnsi="Times New Roman" w:cs="Times New Roman"/>
+          <w:kern w:val="0"/>
+          <w14:ligatures w14:val="none"/>
+        </w:rPr>
+        <w:t xml:space="preserve">{eV}\) of effective deposited energy and is prescribed to produce approximately </w:t>
+      </w:r>
+      <w:proofErr w:type="gramStart"/>
+      <w:r>
+        <w:rPr>
+          <w:rFonts w:ascii="Times New Roman" w:eastAsia="Times New Roman" w:hAnsi="Times New Roman" w:cs="Times New Roman"/>
+          <w:kern w:val="0"/>
+          <w14:ligatures w14:val="none"/>
+        </w:rPr>
+        <w:t>\(</w:t>
+      </w:r>
+      <w:proofErr w:type="gramEnd"/>
+      <w:r>
+        <w:rPr>
+          <w:rFonts w:ascii="Times New Roman" w:eastAsia="Times New Roman" w:hAnsi="Times New Roman" w:cs="Times New Roman"/>
+          <w:kern w:val="0"/>
+          <w14:ligatures w14:val="none"/>
+        </w:rPr>
+        <w:t>9.45\) prompt ionizations.</w:t>
+      </w:r>
+    </w:p>
+    <w:p>
+      <w:pPr>
+        <w:spacing w:before="100" w:beforeAutospacing="1" w:after="100" w:afterAutospacing="1" w:line="240" w:lineRule="auto"/>
+        <w:rPr>
+          <w:rFonts w:ascii="Times New Roman" w:eastAsia="Times New Roman" w:hAnsi="Times New Roman" w:cs="Times New Roman"/>
+          <w:kern w:val="0"/>
+          <w14:ligatures w14:val="none"/>
+        </w:rPr>
+      </w:pPr>
+      <w:r>
+        <w:rPr>
+          <w:rFonts w:ascii="Times New Roman" w:eastAsia="Times New Roman" w:hAnsi="Times New Roman" w:cs="Times New Roman"/>
+          <w:kern w:val="0"/>
+          <w14:ligatures w14:val="none"/>
+        </w:rPr>
+        <w:t>The energy assigned to those ionizations is</w:t>
+      </w:r>
+    </w:p>
+    <w:p>
+      <w:pPr>
+        <w:spacing w:after="0" w:line="240" w:lineRule="auto"/>
+        <w:rPr>
+          <w:rFonts w:ascii="Times New Roman" w:eastAsia="Times New Roman" w:hAnsi="Times New Roman" w:cs="Times New Roman"/>
+          <w:kern w:val="0"/>
+          <w14:ligatures w14:val="none"/>
+        </w:rPr>
+      </w:pPr>
+      <w:proofErr w:type="gramStart"/>
+      <w:r>
+        <w:rPr>
+          <w:rFonts w:ascii="Times New Roman" w:eastAsia="Times New Roman" w:hAnsi="Times New Roman" w:cs="Times New Roman"/>
+          <w:kern w:val="0"/>
+          <w14:ligatures w14:val="none"/>
+        </w:rPr>
+        <w:t>\[</w:t>
+      </w:r>
+      <w:proofErr w:type="gramEnd"/>
+      <w:r>
+        <w:rPr>
+          <w:rFonts w:ascii="Times New Roman" w:eastAsia="Times New Roman" w:hAnsi="Times New Roman" w:cs="Times New Roman"/>
+          <w:kern w:val="0"/>
+          <w14:ligatures w14:val="none"/>
+        </w:rPr>
+        <w:t xml:space="preserve"> 9.45\times7.73\approx73.1\ \</w:t>
+      </w:r>
+      <w:proofErr w:type="spellStart"/>
+      <w:r>
+        <w:rPr>
+          <w:rFonts w:ascii="Times New Roman" w:eastAsia="Times New Roman" w:hAnsi="Times New Roman" w:cs="Times New Roman"/>
+          <w:kern w:val="0"/>
+          <w14:ligatures w14:val="none"/>
+        </w:rPr>
+        <w:t>mathrm</w:t>
+      </w:r>
+      <w:proofErr w:type="spellEnd"/>
+      <w:r>
+        <w:rPr>
+          <w:rFonts w:ascii="Times New Roman" w:eastAsia="Times New Roman" w:hAnsi="Times New Roman" w:cs="Times New Roman"/>
+          <w:kern w:val="0"/>
+          <w14:ligatures w14:val="none"/>
+        </w:rPr>
+        <w:t>{eV}. \]</w:t>
+      </w:r>
+    </w:p>
+    <w:p>
+      <w:pPr>
+        <w:spacing w:before="100" w:beforeAutospacing="1" w:after="100" w:afterAutospacing="1" w:line="240" w:lineRule="auto"/>
+        <w:rPr>
+          <w:rFonts w:ascii="Times New Roman" w:eastAsia="Times New Roman" w:hAnsi="Times New Roman" w:cs="Times New Roman"/>
+          <w:kern w:val="0"/>
+          <w14:ligatures w14:val="none"/>
+        </w:rPr>
+      </w:pPr>
+      <w:r>
+        <w:rPr>
+          <w:rFonts w:ascii="Times New Roman" w:eastAsia="Times New Roman" w:hAnsi="Times New Roman" w:cs="Times New Roman"/>
+          <w:kern w:val="0"/>
+          <w14:ligatures w14:val="none"/>
+        </w:rPr>
+        <w:t>The code subtracts that energy before depositing the remainder into the bulk electron-energy equation:</w:t>
+      </w:r>
+    </w:p>
+    <w:p>
+      <w:pPr>
+        <w:spacing w:after="0" w:line="240" w:lineRule="auto"/>
+        <w:rPr>
+          <w:rFonts w:ascii="Times New Roman" w:eastAsia="Times New Roman" w:hAnsi="Times New Roman" w:cs="Times New Roman"/>
+          <w:kern w:val="0"/>
+          <w14:ligatures w14:val="none"/>
+        </w:rPr>
+      </w:pPr>
+      <w:proofErr w:type="gramStart"/>
+      <w:r>
+        <w:rPr>
+          <w:rFonts w:ascii="Times New Roman" w:eastAsia="Times New Roman" w:hAnsi="Times New Roman" w:cs="Times New Roman"/>
+          <w:kern w:val="0"/>
+          <w14:ligatures w14:val="none"/>
+        </w:rPr>
+        <w:t>\[</w:t>
+      </w:r>
+      <w:proofErr w:type="gramEnd"/>
+      <w:r>
+        <w:rPr>
+          <w:rFonts w:ascii="Times New Roman" w:eastAsia="Times New Roman" w:hAnsi="Times New Roman" w:cs="Times New Roman"/>
+          <w:kern w:val="0"/>
+          <w14:ligatures w14:val="none"/>
+        </w:rPr>
+        <w:t xml:space="preserve"> E_{\</w:t>
+      </w:r>
+      <w:proofErr w:type="spellStart"/>
+      <w:r>
+        <w:rPr>
+          <w:rFonts w:ascii="Times New Roman" w:eastAsia="Times New Roman" w:hAnsi="Times New Roman" w:cs="Times New Roman"/>
+          <w:kern w:val="0"/>
+          <w14:ligatures w14:val="none"/>
+        </w:rPr>
+        <w:t>mathrm</w:t>
+      </w:r>
+      <w:proofErr w:type="spellEnd"/>
+      <w:r>
+        <w:rPr>
+          <w:rFonts w:ascii="Times New Roman" w:eastAsia="Times New Roman" w:hAnsi="Times New Roman" w:cs="Times New Roman"/>
+          <w:kern w:val="0"/>
+          <w14:ligatures w14:val="none"/>
+        </w:rPr>
+        <w:t>{remaining}} = 220-73.1 \approx146.9\ \</w:t>
+      </w:r>
+      <w:proofErr w:type="spellStart"/>
+      <w:r>
+        <w:rPr>
+          <w:rFonts w:ascii="Times New Roman" w:eastAsia="Times New Roman" w:hAnsi="Times New Roman" w:cs="Times New Roman"/>
+          <w:kern w:val="0"/>
+          <w14:ligatures w14:val="none"/>
+        </w:rPr>
+        <w:t>mathrm</w:t>
+      </w:r>
+      <w:proofErr w:type="spellEnd"/>
+      <w:r>
+        <w:rPr>
+          <w:rFonts w:ascii="Times New Roman" w:eastAsia="Times New Roman" w:hAnsi="Times New Roman" w:cs="Times New Roman"/>
+          <w:kern w:val="0"/>
+          <w14:ligatures w14:val="none"/>
+        </w:rPr>
+        <w:t>{eV}. \]</w:t>
+      </w:r>
+    </w:p>
+    <w:p>
+      <w:pPr>
+        <w:spacing w:before="100" w:beforeAutospacing="1" w:after="100" w:afterAutospacing="1" w:line="240" w:lineRule="auto"/>
+        <w:rPr>
+          <w:rFonts w:ascii="Times New Roman" w:eastAsia="Times New Roman" w:hAnsi="Times New Roman" w:cs="Times New Roman"/>
+          <w:kern w:val="0"/>
+          <w14:ligatures w14:val="none"/>
+        </w:rPr>
+      </w:pPr>
+      <w:r>
+        <w:rPr>
+          <w:rFonts w:ascii="Times New Roman" w:eastAsia="Times New Roman" w:hAnsi="Times New Roman" w:cs="Times New Roman"/>
+          <w:kern w:val="0"/>
+          <w14:ligatures w14:val="none"/>
+        </w:rPr>
+        <w:t>This is how the model attempts to avoid using the same energy once for \(S_{\</w:t>
+      </w:r>
+      <w:proofErr w:type="spellStart"/>
+      <w:proofErr w:type="gramStart"/>
+      <w:r>
+        <w:rPr>
+          <w:rFonts w:ascii="Times New Roman" w:eastAsia="Times New Roman" w:hAnsi="Times New Roman" w:cs="Times New Roman"/>
+          <w:kern w:val="0"/>
+          <w14:ligatures w14:val="none"/>
+        </w:rPr>
+        <w:t>mathrm</w:t>
+      </w:r>
+      <w:proofErr w:type="spellEnd"/>
+      <w:r>
+        <w:rPr>
+          <w:rFonts w:ascii="Times New Roman" w:eastAsia="Times New Roman" w:hAnsi="Times New Roman" w:cs="Times New Roman"/>
+          <w:kern w:val="0"/>
+          <w14:ligatures w14:val="none"/>
+        </w:rPr>
+        <w:t>{</w:t>
+      </w:r>
+      <w:proofErr w:type="gramEnd"/>
+      <w:r>
+        <w:rPr>
+          <w:rFonts w:ascii="Times New Roman" w:eastAsia="Times New Roman" w:hAnsi="Times New Roman" w:cs="Times New Roman"/>
+          <w:kern w:val="0"/>
+          <w14:ligatures w14:val="none"/>
+        </w:rPr>
+        <w:t>SEE</w:t>
+      </w:r>
+      <w:proofErr w:type="gramStart"/>
+      <w:r>
+        <w:rPr>
+          <w:rFonts w:ascii="Times New Roman" w:eastAsia="Times New Roman" w:hAnsi="Times New Roman" w:cs="Times New Roman"/>
+          <w:kern w:val="0"/>
+          <w14:ligatures w14:val="none"/>
+        </w:rPr>
+        <w:t>}}\</w:t>
+      </w:r>
+      <w:proofErr w:type="gramEnd"/>
+      <w:r>
+        <w:rPr>
+          <w:rFonts w:ascii="Times New Roman" w:eastAsia="Times New Roman" w:hAnsi="Times New Roman" w:cs="Times New Roman"/>
+          <w:kern w:val="0"/>
+          <w14:ligatures w14:val="none"/>
+        </w:rPr>
+        <w:t>) and again for bulk ionization.</w:t>
+      </w:r>
+    </w:p>
+    <w:p>
+      <w:pPr>
+        <w:spacing w:before="100" w:beforeAutospacing="1" w:after="100" w:afterAutospacing="1" w:line="240" w:lineRule="auto"/>
+        <w:outlineLvl w:val="1"/>
+        <w:rPr>
+          <w:rFonts w:ascii="Times New Roman" w:eastAsia="Times New Roman" w:hAnsi="Times New Roman" w:cs="Times New Roman"/>
+          <w:b/>
+          <w:bCs/>
+          <w:kern w:val="0"/>
+          <w:sz w:val="36"/>
+          <w:szCs w:val="36"/>
+          <w14:ligatures w14:val="none"/>
+        </w:rPr>
+      </w:pPr>
+      <w:r>
+        <w:rPr>
+          <w:rFonts w:ascii="Times New Roman" w:eastAsia="Times New Roman" w:hAnsi="Times New Roman" w:cs="Times New Roman"/>
+          <w:b/>
+          <w:bCs/>
+          <w:kern w:val="0"/>
+          <w:sz w:val="36"/>
+          <w:szCs w:val="36"/>
+          <w14:ligatures w14:val="none"/>
+        </w:rPr>
+        <w:t>Step 5: Joining the bulk plasma</w:t>
+      </w:r>
+    </w:p>
+    <w:p>
+      <w:pPr>
+        <w:spacing w:before="100" w:beforeAutospacing="1" w:after="100" w:afterAutospacing="1" w:line="240" w:lineRule="auto"/>
+        <w:rPr>
+          <w:rFonts w:ascii="Times New Roman" w:eastAsia="Times New Roman" w:hAnsi="Times New Roman" w:cs="Times New Roman"/>
+          <w:kern w:val="0"/>
+          <w14:ligatures w14:val="none"/>
+        </w:rPr>
+      </w:pPr>
+      <w:r>
+        <w:rPr>
+          <w:rFonts w:ascii="Times New Roman" w:eastAsia="Times New Roman" w:hAnsi="Times New Roman" w:cs="Times New Roman"/>
+          <w:kern w:val="0"/>
+          <w14:ligatures w14:val="none"/>
+        </w:rPr>
+        <w:t>After the fast-electron stage, the model no longer distinguishes electrons by their origin.</w:t>
+      </w:r>
+    </w:p>
+    <w:p>
+      <w:pPr>
+        <w:spacing w:before="100" w:beforeAutospacing="1" w:after="100" w:afterAutospacing="1" w:line="240" w:lineRule="auto"/>
+        <w:rPr>
+          <w:rFonts w:ascii="Times New Roman" w:eastAsia="Times New Roman" w:hAnsi="Times New Roman" w:cs="Times New Roman"/>
+          <w:kern w:val="0"/>
+          <w14:ligatures w14:val="none"/>
+        </w:rPr>
+      </w:pPr>
+      <w:r>
+        <w:rPr>
+          <w:rFonts w:ascii="Times New Roman" w:eastAsia="Times New Roman" w:hAnsi="Times New Roman" w:cs="Times New Roman"/>
+          <w:kern w:val="0"/>
+          <w14:ligatures w14:val="none"/>
+        </w:rPr>
+        <w:t>Electrons created by SEE become ordinary members of the bulk electron population. The remaining energy deposited by the secondary electron also becomes part of the bulk electron energy.</w:t>
+      </w:r>
+    </w:p>
+    <w:p>
+      <w:pPr>
+        <w:spacing w:before="100" w:beforeAutospacing="1" w:after="100" w:afterAutospacing="1" w:line="240" w:lineRule="auto"/>
+        <w:rPr>
+          <w:rFonts w:ascii="Times New Roman" w:eastAsia="Times New Roman" w:hAnsi="Times New Roman" w:cs="Times New Roman"/>
+          <w:kern w:val="0"/>
+          <w14:ligatures w14:val="none"/>
+        </w:rPr>
+      </w:pPr>
+      <w:r>
+        <w:rPr>
+          <w:rFonts w:ascii="Times New Roman" w:eastAsia="Times New Roman" w:hAnsi="Times New Roman" w:cs="Times New Roman"/>
+          <w:kern w:val="0"/>
+          <w14:ligatures w14:val="none"/>
+        </w:rPr>
+        <w:t>Those bulk electrons may later collide with additional neutral Cu atoms:</w:t>
+      </w:r>
+    </w:p>
+    <w:p>
+      <w:pPr>
+        <w:spacing w:after="0" w:line="240" w:lineRule="auto"/>
+        <w:rPr>
+          <w:rFonts w:ascii="Times New Roman" w:eastAsia="Times New Roman" w:hAnsi="Times New Roman" w:cs="Times New Roman"/>
+          <w:kern w:val="0"/>
+          <w14:ligatures w14:val="none"/>
+        </w:rPr>
+      </w:pPr>
+      <w:proofErr w:type="gramStart"/>
+      <w:r>
+        <w:rPr>
+          <w:rFonts w:ascii="Times New Roman" w:eastAsia="Times New Roman" w:hAnsi="Times New Roman" w:cs="Times New Roman"/>
+          <w:kern w:val="0"/>
+          <w14:ligatures w14:val="none"/>
+        </w:rPr>
+        <w:lastRenderedPageBreak/>
+        <w:t>\[</w:t>
+      </w:r>
+      <w:proofErr w:type="gramEnd"/>
+      <w:r>
+        <w:rPr>
+          <w:rFonts w:ascii="Times New Roman" w:eastAsia="Times New Roman" w:hAnsi="Times New Roman" w:cs="Times New Roman"/>
+          <w:kern w:val="0"/>
+          <w14:ligatures w14:val="none"/>
+        </w:rPr>
+        <w:t xml:space="preserve"> e_{\</w:t>
+      </w:r>
+      <w:proofErr w:type="spellStart"/>
+      <w:r>
+        <w:rPr>
+          <w:rFonts w:ascii="Times New Roman" w:eastAsia="Times New Roman" w:hAnsi="Times New Roman" w:cs="Times New Roman"/>
+          <w:kern w:val="0"/>
+          <w14:ligatures w14:val="none"/>
+        </w:rPr>
+        <w:t>mathrm</w:t>
+      </w:r>
+      <w:proofErr w:type="spellEnd"/>
+      <w:r>
+        <w:rPr>
+          <w:rFonts w:ascii="Times New Roman" w:eastAsia="Times New Roman" w:hAnsi="Times New Roman" w:cs="Times New Roman"/>
+          <w:kern w:val="0"/>
+          <w14:ligatures w14:val="none"/>
+        </w:rPr>
+        <w:t>{bulk</w:t>
+      </w:r>
+      <w:proofErr w:type="gramStart"/>
+      <w:r>
+        <w:rPr>
+          <w:rFonts w:ascii="Times New Roman" w:eastAsia="Times New Roman" w:hAnsi="Times New Roman" w:cs="Times New Roman"/>
+          <w:kern w:val="0"/>
+          <w14:ligatures w14:val="none"/>
+        </w:rPr>
+        <w:t>}}+</w:t>
+      </w:r>
+      <w:proofErr w:type="gramEnd"/>
+      <w:r>
+        <w:rPr>
+          <w:rFonts w:ascii="Times New Roman" w:eastAsia="Times New Roman" w:hAnsi="Times New Roman" w:cs="Times New Roman"/>
+          <w:kern w:val="0"/>
+          <w14:ligatures w14:val="none"/>
+        </w:rPr>
+        <w:t>\</w:t>
+      </w:r>
+      <w:proofErr w:type="spellStart"/>
+      <w:proofErr w:type="gramStart"/>
+      <w:r>
+        <w:rPr>
+          <w:rFonts w:ascii="Times New Roman" w:eastAsia="Times New Roman" w:hAnsi="Times New Roman" w:cs="Times New Roman"/>
+          <w:kern w:val="0"/>
+          <w14:ligatures w14:val="none"/>
+        </w:rPr>
+        <w:t>mathrm</w:t>
+      </w:r>
+      <w:proofErr w:type="spellEnd"/>
+      <w:r>
+        <w:rPr>
+          <w:rFonts w:ascii="Times New Roman" w:eastAsia="Times New Roman" w:hAnsi="Times New Roman" w:cs="Times New Roman"/>
+          <w:kern w:val="0"/>
+          <w14:ligatures w14:val="none"/>
+        </w:rPr>
+        <w:t>{</w:t>
+      </w:r>
+      <w:proofErr w:type="gramEnd"/>
+      <w:r>
+        <w:rPr>
+          <w:rFonts w:ascii="Times New Roman" w:eastAsia="Times New Roman" w:hAnsi="Times New Roman" w:cs="Times New Roman"/>
+          <w:kern w:val="0"/>
+          <w14:ligatures w14:val="none"/>
+        </w:rPr>
+        <w:t>Cu} \</w:t>
+      </w:r>
+      <w:proofErr w:type="spellStart"/>
+      <w:r>
+        <w:rPr>
+          <w:rFonts w:ascii="Times New Roman" w:eastAsia="Times New Roman" w:hAnsi="Times New Roman" w:cs="Times New Roman"/>
+          <w:kern w:val="0"/>
+          <w14:ligatures w14:val="none"/>
+        </w:rPr>
+        <w:t>rightarrow</w:t>
+      </w:r>
+      <w:proofErr w:type="spellEnd"/>
+      <w:r>
+        <w:rPr>
+          <w:rFonts w:ascii="Times New Roman" w:eastAsia="Times New Roman" w:hAnsi="Times New Roman" w:cs="Times New Roman"/>
+          <w:kern w:val="0"/>
+          <w14:ligatures w14:val="none"/>
+        </w:rPr>
+        <w:t xml:space="preserve"> 2e_{\</w:t>
+      </w:r>
+      <w:proofErr w:type="spellStart"/>
+      <w:r>
+        <w:rPr>
+          <w:rFonts w:ascii="Times New Roman" w:eastAsia="Times New Roman" w:hAnsi="Times New Roman" w:cs="Times New Roman"/>
+          <w:kern w:val="0"/>
+          <w14:ligatures w14:val="none"/>
+        </w:rPr>
+        <w:t>mathrm</w:t>
+      </w:r>
+      <w:proofErr w:type="spellEnd"/>
+      <w:r>
+        <w:rPr>
+          <w:rFonts w:ascii="Times New Roman" w:eastAsia="Times New Roman" w:hAnsi="Times New Roman" w:cs="Times New Roman"/>
+          <w:kern w:val="0"/>
+          <w14:ligatures w14:val="none"/>
+        </w:rPr>
+        <w:t>{bulk</w:t>
+      </w:r>
+      <w:proofErr w:type="gramStart"/>
+      <w:r>
+        <w:rPr>
+          <w:rFonts w:ascii="Times New Roman" w:eastAsia="Times New Roman" w:hAnsi="Times New Roman" w:cs="Times New Roman"/>
+          <w:kern w:val="0"/>
+          <w14:ligatures w14:val="none"/>
+        </w:rPr>
+        <w:t>}}+</w:t>
+      </w:r>
+      <w:proofErr w:type="gramEnd"/>
+      <w:r>
+        <w:rPr>
+          <w:rFonts w:ascii="Times New Roman" w:eastAsia="Times New Roman" w:hAnsi="Times New Roman" w:cs="Times New Roman"/>
+          <w:kern w:val="0"/>
+          <w14:ligatures w14:val="none"/>
+        </w:rPr>
+        <w:t>\</w:t>
+      </w:r>
+      <w:proofErr w:type="spellStart"/>
+      <w:proofErr w:type="gramStart"/>
+      <w:r>
+        <w:rPr>
+          <w:rFonts w:ascii="Times New Roman" w:eastAsia="Times New Roman" w:hAnsi="Times New Roman" w:cs="Times New Roman"/>
+          <w:kern w:val="0"/>
+          <w14:ligatures w14:val="none"/>
+        </w:rPr>
+        <w:t>mathrm</w:t>
+      </w:r>
+      <w:proofErr w:type="spellEnd"/>
+      <w:r>
+        <w:rPr>
+          <w:rFonts w:ascii="Times New Roman" w:eastAsia="Times New Roman" w:hAnsi="Times New Roman" w:cs="Times New Roman"/>
+          <w:kern w:val="0"/>
+          <w14:ligatures w14:val="none"/>
+        </w:rPr>
+        <w:t>{</w:t>
+      </w:r>
+      <w:proofErr w:type="gramEnd"/>
+      <w:r>
+        <w:rPr>
+          <w:rFonts w:ascii="Times New Roman" w:eastAsia="Times New Roman" w:hAnsi="Times New Roman" w:cs="Times New Roman"/>
+          <w:kern w:val="0"/>
+          <w14:ligatures w14:val="none"/>
+        </w:rPr>
+        <w:t>Cu^+}. \]</w:t>
+      </w:r>
+    </w:p>
+    <w:p>
+      <w:pPr>
+        <w:spacing w:before="100" w:beforeAutospacing="1" w:after="100" w:afterAutospacing="1" w:line="240" w:lineRule="auto"/>
+        <w:rPr>
+          <w:rFonts w:ascii="Times New Roman" w:eastAsia="Times New Roman" w:hAnsi="Times New Roman" w:cs="Times New Roman"/>
+          <w:kern w:val="0"/>
+          <w14:ligatures w14:val="none"/>
+        </w:rPr>
+      </w:pPr>
+      <w:r>
+        <w:rPr>
+          <w:rFonts w:ascii="Times New Roman" w:eastAsia="Times New Roman" w:hAnsi="Times New Roman" w:cs="Times New Roman"/>
+          <w:kern w:val="0"/>
+          <w14:ligatures w14:val="none"/>
+        </w:rPr>
+        <w:t>These later collisions are represented by</w:t>
       </w:r>
     </w:p>
     <w:p>
@@ -161,6 +2103,180 @@
           <w:rFonts w:hint="eastAsia"/>
         </w:rPr>
       </w:pPr>
+      <w:proofErr w:type="gramStart"/>
+      <w:r>
+        <w:rPr>
+          <w:rFonts w:ascii="Times New Roman" w:eastAsia="Times New Roman" w:hAnsi="Times New Roman" w:cs="Times New Roman"/>
+          <w:kern w:val="0"/>
+          <w14:ligatures w14:val="none"/>
+        </w:rPr>
+        <w:t>\[</w:t>
+      </w:r>
+      <w:proofErr w:type="gramEnd"/>
+      <w:r>
+        <w:rPr>
+          <w:rFonts w:ascii="Times New Roman" w:eastAsia="Times New Roman" w:hAnsi="Times New Roman" w:cs="Times New Roman"/>
+          <w:kern w:val="0"/>
+          <w14:ligatures w14:val="none"/>
+        </w:rPr>
+        <w:t xml:space="preserve"> S_{\</w:t>
+      </w:r>
+      <w:proofErr w:type="spellStart"/>
+      <w:r>
+        <w:rPr>
+          <w:rFonts w:ascii="Times New Roman" w:eastAsia="Times New Roman" w:hAnsi="Times New Roman" w:cs="Times New Roman"/>
+          <w:kern w:val="0"/>
+          <w14:ligatures w14:val="none"/>
+        </w:rPr>
+        <w:t>mathrm</w:t>
+      </w:r>
+      <w:proofErr w:type="spellEnd"/>
+      <w:r>
+        <w:rPr>
+          <w:rFonts w:ascii="Times New Roman" w:eastAsia="Times New Roman" w:hAnsi="Times New Roman" w:cs="Times New Roman"/>
+          <w:kern w:val="0"/>
+          <w14:ligatures w14:val="none"/>
+        </w:rPr>
+        <w:t>{</w:t>
+      </w:r>
+      <w:proofErr w:type="spellStart"/>
+      <w:r>
+        <w:rPr>
+          <w:rFonts w:ascii="Times New Roman" w:eastAsia="Times New Roman" w:hAnsi="Times New Roman" w:cs="Times New Roman"/>
+          <w:kern w:val="0"/>
+          <w14:ligatures w14:val="none"/>
+        </w:rPr>
+        <w:t>iz</w:t>
+      </w:r>
+      <w:proofErr w:type="spellEnd"/>
+      <w:r>
+        <w:rPr>
+          <w:rFonts w:ascii="Times New Roman" w:eastAsia="Times New Roman" w:hAnsi="Times New Roman" w:cs="Times New Roman"/>
+          <w:kern w:val="0"/>
+          <w14:ligatures w14:val="none"/>
+        </w:rPr>
+        <w:t>}} = k_{\</w:t>
+      </w:r>
+      <w:proofErr w:type="spellStart"/>
+      <w:r>
+        <w:rPr>
+          <w:rFonts w:ascii="Times New Roman" w:eastAsia="Times New Roman" w:hAnsi="Times New Roman" w:cs="Times New Roman"/>
+          <w:kern w:val="0"/>
+          <w14:ligatures w14:val="none"/>
+        </w:rPr>
+        <w:t>mathrm</w:t>
+      </w:r>
+      <w:proofErr w:type="spellEnd"/>
+      <w:r>
+        <w:rPr>
+          <w:rFonts w:ascii="Times New Roman" w:eastAsia="Times New Roman" w:hAnsi="Times New Roman" w:cs="Times New Roman"/>
+          <w:kern w:val="0"/>
+          <w14:ligatures w14:val="none"/>
+        </w:rPr>
+        <w:t>{</w:t>
+      </w:r>
+      <w:proofErr w:type="spellStart"/>
+      <w:r>
+        <w:rPr>
+          <w:rFonts w:ascii="Times New Roman" w:eastAsia="Times New Roman" w:hAnsi="Times New Roman" w:cs="Times New Roman"/>
+          <w:kern w:val="0"/>
+          <w14:ligatures w14:val="none"/>
+        </w:rPr>
+        <w:t>iz</w:t>
+      </w:r>
+      <w:proofErr w:type="spellEnd"/>
+      <w:proofErr w:type="gramStart"/>
+      <w:r>
+        <w:rPr>
+          <w:rFonts w:ascii="Times New Roman" w:eastAsia="Times New Roman" w:hAnsi="Times New Roman" w:cs="Times New Roman"/>
+          <w:kern w:val="0"/>
+          <w14:ligatures w14:val="none"/>
+        </w:rPr>
+        <w:t>}}(</w:t>
+      </w:r>
+      <w:proofErr w:type="gramEnd"/>
+      <w:r>
+        <w:rPr>
+          <w:rFonts w:ascii="Times New Roman" w:eastAsia="Times New Roman" w:hAnsi="Times New Roman" w:cs="Times New Roman"/>
+          <w:kern w:val="0"/>
+          <w14:ligatures w14:val="none"/>
+        </w:rPr>
+        <w:t>\bar{\</w:t>
+      </w:r>
+      <w:proofErr w:type="spellStart"/>
+      <w:proofErr w:type="gramStart"/>
+      <w:r>
+        <w:rPr>
+          <w:rFonts w:ascii="Times New Roman" w:eastAsia="Times New Roman" w:hAnsi="Times New Roman" w:cs="Times New Roman"/>
+          <w:kern w:val="0"/>
+          <w14:ligatures w14:val="none"/>
+        </w:rPr>
+        <w:t>varepsilon</w:t>
+      </w:r>
+      <w:proofErr w:type="spellEnd"/>
+      <w:r>
+        <w:rPr>
+          <w:rFonts w:ascii="Times New Roman" w:eastAsia="Times New Roman" w:hAnsi="Times New Roman" w:cs="Times New Roman"/>
+          <w:kern w:val="0"/>
+          <w14:ligatures w14:val="none"/>
+        </w:rPr>
+        <w:t>}_e)</w:t>
+      </w:r>
+      <w:proofErr w:type="spellStart"/>
+      <w:r>
+        <w:rPr>
+          <w:rFonts w:ascii="Times New Roman" w:eastAsia="Times New Roman" w:hAnsi="Times New Roman" w:cs="Times New Roman"/>
+          <w:kern w:val="0"/>
+          <w14:ligatures w14:val="none"/>
+        </w:rPr>
+        <w:t>n</w:t>
+      </w:r>
+      <w:proofErr w:type="gramEnd"/>
+      <w:r>
+        <w:rPr>
+          <w:rFonts w:ascii="Times New Roman" w:eastAsia="Times New Roman" w:hAnsi="Times New Roman" w:cs="Times New Roman"/>
+          <w:kern w:val="0"/>
+          <w14:ligatures w14:val="none"/>
+        </w:rPr>
+        <w:t>_e</w:t>
+      </w:r>
+      <w:proofErr w:type="spellEnd"/>
+      <w:r>
+        <w:rPr>
+          <w:rFonts w:ascii="Times New Roman" w:eastAsia="Times New Roman" w:hAnsi="Times New Roman" w:cs="Times New Roman"/>
+          <w:kern w:val="0"/>
+          <w14:ligatures w14:val="none"/>
+        </w:rPr>
+        <w:t xml:space="preserve"> n_{\</w:t>
+      </w:r>
+      <w:proofErr w:type="spellStart"/>
+      <w:proofErr w:type="gramStart"/>
+      <w:r>
+        <w:rPr>
+          <w:rFonts w:ascii="Times New Roman" w:eastAsia="Times New Roman" w:hAnsi="Times New Roman" w:cs="Times New Roman"/>
+          <w:kern w:val="0"/>
+          <w14:ligatures w14:val="none"/>
+        </w:rPr>
+        <w:t>mathrm</w:t>
+      </w:r>
+      <w:proofErr w:type="spellEnd"/>
+      <w:r>
+        <w:rPr>
+          <w:rFonts w:ascii="Times New Roman" w:eastAsia="Times New Roman" w:hAnsi="Times New Roman" w:cs="Times New Roman"/>
+          <w:kern w:val="0"/>
+          <w14:ligatures w14:val="none"/>
+        </w:rPr>
+        <w:t>{</w:t>
+      </w:r>
+      <w:proofErr w:type="gramEnd"/>
+      <w:r>
+        <w:rPr>
+          <w:rFonts w:ascii="Times New Roman" w:eastAsia="Times New Roman" w:hAnsi="Times New Roman" w:cs="Times New Roman"/>
+          <w:kern w:val="0"/>
+          <w14:ligatures w14:val="none"/>
+        </w:rPr>
+        <w:t>Cu}}. \]</w:t>
+      </w:r>
     </w:p>
     <w:sectPr>
       <w:pgSz w:w="12240" w:h="15840"/>
@@ -170,6 +2286,163 @@
     </w:sectPr>
   </w:body>
 </w:document>
+</file>
+
+<file path=word/numbering.xml><?xml version="1.0" encoding="utf-8"?>
+<w:numbering xmlns:wpc="http://schemas.microsoft.com/office/word/2010/wordprocessingCanvas" xmlns:cx="http://schemas.microsoft.com/office/drawing/2014/chartex" xmlns:cx1="http://schemas.microsoft.com/office/drawing/2015/9/8/chartex" xmlns:cx2="http://schemas.microsoft.com/office/drawing/2015/10/21/chartex" xmlns:cx3="http://schemas.microsoft.com/office/drawing/2016/5/9/chartex" xmlns:cx4="http://schemas.microsoft.com/office/drawing/2016/5/10/chartex" xmlns:cx5="http://schemas.microsoft.com/office/drawing/2016/5/11/chartex" xmlns:cx6="http://schemas.microsoft.com/office/drawing/2016/5/12/chartex" xmlns:cx7="http://schemas.microsoft.com/office/drawing/2016/5/13/chartex" xmlns:cx8="http://schemas.microsoft.com/office/drawing/2016/5/14/chartex" xmlns:mc="http://schemas.openxmlformats.org/markup-compatibility/2006" xmlns:m="http://schemas.openxmlformats.org/officeDocument/2006/math" xmlns:aink="http://schemas.microsoft.com/office/drawing/2016/ink" xmlns:am3d="http://schemas.microsoft.com/office/drawing/2017/model3d" xmlns:oel="http://schemas.microsoft.com/office/2019/extlst" xmlns:r="http://schemas.openxmlformats.org/officeDocument/2006/relationships" xmlns:wp14="http://schemas.microsoft.com/office/word/2010/wordprocessingDrawing" xmlns:wp="http://schemas.openxmlformats.org/drawingml/2006/wordprocessingDrawing" xmlns:wpg="http://schemas.microsoft.com/office/word/2010/wordprocessingGroup" xmlns:wpi="http://schemas.microsoft.com/office/word/2010/wordprocessingInk" xmlns:wps="http://schemas.microsoft.com/office/word/2010/wordprocessingShape" xmlns:o="urn:schemas-microsoft-com:office:office" xmlns:v="urn:schemas-microsoft-com:vml" xmlns:w10="urn:schemas-microsoft-com:office:word" xmlns:w="http://schemas.openxmlformats.org/wordprocessingml/2006/main" xmlns:w14="http://schemas.microsoft.com/office/word/2010/wordml" xmlns:w15="http://schemas.microsoft.com/office/word/2012/wordml" xmlns:w16cei="http://schemas.microsoft.com/office/word/2026/wordml/cei" xmlns:w16cex="http://schemas.microsoft.com/office/word/2018/wordml/cex" xmlns:w16cid="http://schemas.microsoft.com/office/word/2016/wordml/cid" xmlns:w16="http://schemas.microsoft.com/office/word/2018/wordml" xmlns:w16sdtdh="http://schemas.microsoft.com/office/word/2020/wordml/sdtdatahash" xmlns:w16sdtfl="http://schemas.microsoft.com/office/word/2024/wordml/sdtformatlock" xmlns:w16se="http://schemas.microsoft.com/office/word/2015/wordml/symex" xmlns:w16du="http://schemas.microsoft.com/office/word/2023/wordml/word16du" xmlns:wne="http://schemas.microsoft.com/office/word/2006/wordml" mc:Ignorable="w14 w15 w16se w16cid w16 w16cex w16sdtdh w16sdtfl w16du wp14">
+  <w:abstractNum w:abstractNumId="0" w15:restartNumberingAfterBreak="0">
+    <w:nsid w:val="345C5FBA"/>
+    <w:multiLevelType w:val="multilevel"/>
+    <w:tmpl w:val="D3F296F6"/>
+    <w:lvl w:ilvl="0">
+      <w:start w:val="1"/>
+      <w:numFmt w:val="bullet"/>
+      <w:lvlText w:val=""/>
+      <w:lvlJc w:val="left"/>
+      <w:pPr>
+        <w:tabs>
+          <w:tab w:val="num" w:pos="720"/>
+        </w:tabs>
+        <w:ind w:left="720" w:hanging="360"/>
+      </w:pPr>
+      <w:rPr>
+        <w:rFonts w:ascii="Symbol" w:hAnsi="Symbol" w:hint="default"/>
+        <w:sz w:val="20"/>
+      </w:rPr>
+    </w:lvl>
+    <w:lvl w:ilvl="1" w:tentative="1">
+      <w:start w:val="1"/>
+      <w:numFmt w:val="bullet"/>
+      <w:lvlText w:val="o"/>
+      <w:lvlJc w:val="left"/>
+      <w:pPr>
+        <w:tabs>
+          <w:tab w:val="num" w:pos="1440"/>
+        </w:tabs>
+        <w:ind w:left="1440" w:hanging="360"/>
+      </w:pPr>
+      <w:rPr>
+        <w:rFonts w:ascii="Courier New" w:hAnsi="Courier New" w:hint="default"/>
+        <w:sz w:val="20"/>
+      </w:rPr>
+    </w:lvl>
+    <w:lvl w:ilvl="2" w:tentative="1">
+      <w:start w:val="1"/>
+      <w:numFmt w:val="bullet"/>
+      <w:lvlText w:val=""/>
+      <w:lvlJc w:val="left"/>
+      <w:pPr>
+        <w:tabs>
+          <w:tab w:val="num" w:pos="2160"/>
+        </w:tabs>
+        <w:ind w:left="2160" w:hanging="360"/>
+      </w:pPr>
+      <w:rPr>
+        <w:rFonts w:ascii="Wingdings" w:hAnsi="Wingdings" w:hint="default"/>
+        <w:sz w:val="20"/>
+      </w:rPr>
+    </w:lvl>
+    <w:lvl w:ilvl="3" w:tentative="1">
+      <w:start w:val="1"/>
+      <w:numFmt w:val="bullet"/>
+      <w:lvlText w:val=""/>
+      <w:lvlJc w:val="left"/>
+      <w:pPr>
+        <w:tabs>
+          <w:tab w:val="num" w:pos="2880"/>
+        </w:tabs>
+        <w:ind w:left="2880" w:hanging="360"/>
+      </w:pPr>
+      <w:rPr>
+        <w:rFonts w:ascii="Wingdings" w:hAnsi="Wingdings" w:hint="default"/>
+        <w:sz w:val="20"/>
+      </w:rPr>
+    </w:lvl>
+    <w:lvl w:ilvl="4" w:tentative="1">
+      <w:start w:val="1"/>
+      <w:numFmt w:val="bullet"/>
+      <w:lvlText w:val=""/>
+      <w:lvlJc w:val="left"/>
+      <w:pPr>
+        <w:tabs>
+          <w:tab w:val="num" w:pos="3600"/>
+        </w:tabs>
+        <w:ind w:left="3600" w:hanging="360"/>
+      </w:pPr>
+      <w:rPr>
+        <w:rFonts w:ascii="Wingdings" w:hAnsi="Wingdings" w:hint="default"/>
+        <w:sz w:val="20"/>
+      </w:rPr>
+    </w:lvl>
+    <w:lvl w:ilvl="5" w:tentative="1">
+      <w:start w:val="1"/>
+      <w:numFmt w:val="bullet"/>
+      <w:lvlText w:val=""/>
+      <w:lvlJc w:val="left"/>
+      <w:pPr>
+        <w:tabs>
+          <w:tab w:val="num" w:pos="4320"/>
+        </w:tabs>
+        <w:ind w:left="4320" w:hanging="360"/>
+      </w:pPr>
+      <w:rPr>
+        <w:rFonts w:ascii="Wingdings" w:hAnsi="Wingdings" w:hint="default"/>
+        <w:sz w:val="20"/>
+      </w:rPr>
+    </w:lvl>
+    <w:lvl w:ilvl="6" w:tentative="1">
+      <w:start w:val="1"/>
+      <w:numFmt w:val="bullet"/>
+      <w:lvlText w:val=""/>
+      <w:lvlJc w:val="left"/>
+      <w:pPr>
+        <w:tabs>
+          <w:tab w:val="num" w:pos="5040"/>
+        </w:tabs>
+        <w:ind w:left="5040" w:hanging="360"/>
+      </w:pPr>
+      <w:rPr>
+        <w:rFonts w:ascii="Wingdings" w:hAnsi="Wingdings" w:hint="default"/>
+        <w:sz w:val="20"/>
+      </w:rPr>
+    </w:lvl>
+    <w:lvl w:ilvl="7" w:tentative="1">
+      <w:start w:val="1"/>
+      <w:numFmt w:val="bullet"/>
+      <w:lvlText w:val=""/>
+      <w:lvlJc w:val="left"/>
+      <w:pPr>
+        <w:tabs>
+          <w:tab w:val="num" w:pos="5760"/>
+        </w:tabs>
+        <w:ind w:left="5760" w:hanging="360"/>
+      </w:pPr>
+      <w:rPr>
+        <w:rFonts w:ascii="Wingdings" w:hAnsi="Wingdings" w:hint="default"/>
+        <w:sz w:val="20"/>
+      </w:rPr>
+    </w:lvl>
+    <w:lvl w:ilvl="8" w:tentative="1">
+      <w:start w:val="1"/>
+      <w:numFmt w:val="bullet"/>
+      <w:lvlText w:val=""/>
+      <w:lvlJc w:val="left"/>
+      <w:pPr>
+        <w:tabs>
+          <w:tab w:val="num" w:pos="6480"/>
+        </w:tabs>
+        <w:ind w:left="6480" w:hanging="360"/>
+      </w:pPr>
+      <w:rPr>
+        <w:rFonts w:ascii="Wingdings" w:hAnsi="Wingdings" w:hint="default"/>
+        <w:sz w:val="20"/>
+      </w:rPr>
+    </w:lvl>
+  </w:abstractNum>
+  <w:num w:numId="1" w16cid:durableId="2064401990">
+    <w:abstractNumId w:val="0"/>
+  </w:num>
+</w:numbering>
 </file>
 
 <file path=word/styles.xml><?xml version="1.0" encoding="utf-8"?>
@@ -600,7 +2873,6 @@
     <w:next w:val="Normal"/>
     <w:link w:val="Heading2Char"/>
     <w:uiPriority w:val="9"/>
-    <w:semiHidden/>
     <w:unhideWhenUsed/>
     <w:qFormat/>
     <w:rsid w:val="00657066"/>
@@ -817,7 +3089,6 @@
     <w:basedOn w:val="DefaultParagraphFont"/>
     <w:link w:val="Heading2"/>
     <w:uiPriority w:val="9"/>
-    <w:semiHidden/>
     <w:rsid w:val="00657066"/>
     <w:rPr>
       <w:rFonts w:asciiTheme="majorHAnsi" w:eastAsiaTheme="majorEastAsia" w:hAnsiTheme="majorHAnsi" w:cstheme="majorBidi"/>
@@ -1103,6 +3374,17 @@
       <w:rFonts w:ascii="Times New Roman" w:eastAsia="Times New Roman" w:hAnsi="Times New Roman" w:cs="Times New Roman"/>
       <w:kern w:val="0"/>
       <w14:ligatures w14:val="none"/>
+    </w:rPr>
+  </w:style>
+  <w:style w:type="character" w:styleId="Strong">
+    <w:name w:val="Strong"/>
+    <w:basedOn w:val="DefaultParagraphFont"/>
+    <w:uiPriority w:val="22"/>
+    <w:qFormat/>
+    <w:rsid w:val="00B220B8"/>
+    <w:rPr>
+      <w:b/>
+      <w:bCs/>
     </w:rPr>
   </w:style>
 </w:styles>
